--- a/Praktikum Back End/9/Template laporan - Copy.docx
+++ b/Praktikum Back End/9/Template laporan - Copy.docx
@@ -409,7 +409,6 @@
       </w:pPr>
       <w:bookmarkStart w:id="0" w:name="_heading=h.gjdgxs" w:colFirst="0" w:colLast="0"/>
       <w:bookmarkEnd w:id="0"/>
-      <w:proofErr w:type="spellStart"/>
       <w:r>
         <w:rPr>
           <w:rFonts w:ascii="Times New Roman" w:eastAsia="Times New Roman" w:hAnsi="Times New Roman" w:cs="Times New Roman"/>
@@ -417,29 +416,52 @@
           <w:sz w:val="28"/>
           <w:szCs w:val="28"/>
         </w:rPr>
-        <w:t>Disusun</w:t>
-      </w:r>
-      <w:proofErr w:type="spellEnd"/>
-      <w:r>
-        <w:rPr>
-          <w:rFonts w:ascii="Times New Roman" w:eastAsia="Times New Roman" w:hAnsi="Times New Roman" w:cs="Times New Roman"/>
-          <w:b/>
+        <w:t>Disusun oleh :</w:t>
+      </w:r>
+    </w:p>
+    <w:p>
+      <w:pPr>
+        <w:spacing w:after="0" w:line="360" w:lineRule="auto"/>
+        <w:ind w:left="2160"/>
+        <w:rPr>
+          <w:rFonts w:ascii="Times New Roman" w:eastAsia="Times New Roman" w:hAnsi="Times New Roman" w:cs="Times New Roman"/>
           <w:sz w:val="28"/>
           <w:szCs w:val="28"/>
         </w:rPr>
-        <w:t xml:space="preserve"> </w:t>
-      </w:r>
-      <w:proofErr w:type="gramStart"/>
-      <w:r>
-        <w:rPr>
-          <w:rFonts w:ascii="Times New Roman" w:eastAsia="Times New Roman" w:hAnsi="Times New Roman" w:cs="Times New Roman"/>
-          <w:b/>
+      </w:pPr>
+      <w:r>
+        <w:rPr>
+          <w:rFonts w:ascii="Times New Roman" w:eastAsia="Times New Roman" w:hAnsi="Times New Roman" w:cs="Times New Roman"/>
           <w:sz w:val="28"/>
           <w:szCs w:val="28"/>
         </w:rPr>
-        <w:t>oleh :</w:t>
-      </w:r>
-      <w:proofErr w:type="gramEnd"/>
+        <w:t>Nama</w:t>
+      </w:r>
+      <w:r>
+        <w:rPr>
+          <w:rFonts w:ascii="Times New Roman" w:eastAsia="Times New Roman" w:hAnsi="Times New Roman" w:cs="Times New Roman"/>
+          <w:sz w:val="28"/>
+          <w:szCs w:val="28"/>
+        </w:rPr>
+        <w:tab/>
+      </w:r>
+      <w:r>
+        <w:rPr>
+          <w:rFonts w:ascii="Times New Roman" w:eastAsia="Times New Roman" w:hAnsi="Times New Roman" w:cs="Times New Roman"/>
+          <w:sz w:val="28"/>
+          <w:szCs w:val="28"/>
+        </w:rPr>
+        <w:tab/>
+        <w:t xml:space="preserve">: </w:t>
+      </w:r>
+      <w:r>
+        <w:rPr>
+          <w:rFonts w:ascii="Times New Roman" w:eastAsia="Times New Roman" w:hAnsi="Times New Roman" w:cs="Times New Roman"/>
+          <w:sz w:val="28"/>
+          <w:szCs w:val="28"/>
+        </w:rPr>
+        <w:t>Irvan Cahya Nugraha</w:t>
+      </w:r>
     </w:p>
     <w:p>
       <w:pPr>
@@ -457,7 +479,7 @@
           <w:sz w:val="28"/>
           <w:szCs w:val="28"/>
         </w:rPr>
-        <w:t>Nama</w:t>
+        <w:t>NIM</w:t>
       </w:r>
       <w:r>
         <w:rPr>
@@ -482,7 +504,7 @@
           <w:sz w:val="28"/>
           <w:szCs w:val="28"/>
         </w:rPr>
-        <w:t>Irvan Cahya Nugraha</w:t>
+        <w:t>245410034</w:t>
       </w:r>
     </w:p>
     <w:p>
@@ -501,7 +523,7 @@
           <w:sz w:val="28"/>
           <w:szCs w:val="28"/>
         </w:rPr>
-        <w:t>NIM</w:t>
+        <w:t>Kelas</w:t>
       </w:r>
       <w:r>
         <w:rPr>
@@ -518,71 +540,7 @@
           <w:szCs w:val="28"/>
         </w:rPr>
         <w:tab/>
-        <w:t xml:space="preserve">: </w:t>
-      </w:r>
-      <w:r>
-        <w:rPr>
-          <w:rFonts w:ascii="Times New Roman" w:eastAsia="Times New Roman" w:hAnsi="Times New Roman" w:cs="Times New Roman"/>
-          <w:sz w:val="28"/>
-          <w:szCs w:val="28"/>
-        </w:rPr>
-        <w:t>245410034</w:t>
-      </w:r>
-    </w:p>
-    <w:p>
-      <w:pPr>
-        <w:spacing w:after="0" w:line="360" w:lineRule="auto"/>
-        <w:ind w:left="2160"/>
-        <w:rPr>
-          <w:rFonts w:ascii="Times New Roman" w:eastAsia="Times New Roman" w:hAnsi="Times New Roman" w:cs="Times New Roman"/>
-          <w:sz w:val="28"/>
-          <w:szCs w:val="28"/>
-        </w:rPr>
-      </w:pPr>
-      <w:proofErr w:type="spellStart"/>
-      <w:r>
-        <w:rPr>
-          <w:rFonts w:ascii="Times New Roman" w:eastAsia="Times New Roman" w:hAnsi="Times New Roman" w:cs="Times New Roman"/>
-          <w:sz w:val="28"/>
-          <w:szCs w:val="28"/>
-        </w:rPr>
-        <w:t>Kelas</w:t>
-      </w:r>
-      <w:proofErr w:type="spellEnd"/>
-      <w:r>
-        <w:rPr>
-          <w:rFonts w:ascii="Times New Roman" w:eastAsia="Times New Roman" w:hAnsi="Times New Roman" w:cs="Times New Roman"/>
-          <w:sz w:val="28"/>
-          <w:szCs w:val="28"/>
-        </w:rPr>
-        <w:tab/>
-      </w:r>
-      <w:r>
-        <w:rPr>
-          <w:rFonts w:ascii="Times New Roman" w:eastAsia="Times New Roman" w:hAnsi="Times New Roman" w:cs="Times New Roman"/>
-          <w:sz w:val="28"/>
-          <w:szCs w:val="28"/>
-        </w:rPr>
-        <w:tab/>
-        <w:t xml:space="preserve">: </w:t>
-      </w:r>
-      <w:proofErr w:type="spellStart"/>
-      <w:r>
-        <w:rPr>
-          <w:rFonts w:ascii="Times New Roman" w:eastAsia="Times New Roman" w:hAnsi="Times New Roman" w:cs="Times New Roman"/>
-          <w:sz w:val="28"/>
-          <w:szCs w:val="28"/>
-        </w:rPr>
-        <w:t>Informatika</w:t>
-      </w:r>
-      <w:proofErr w:type="spellEnd"/>
-      <w:r>
-        <w:rPr>
-          <w:rFonts w:ascii="Times New Roman" w:eastAsia="Times New Roman" w:hAnsi="Times New Roman" w:cs="Times New Roman"/>
-          <w:sz w:val="28"/>
-          <w:szCs w:val="28"/>
-        </w:rPr>
-        <w:t xml:space="preserve"> 1</w:t>
+        <w:t>: Informatika 1</w:t>
       </w:r>
     </w:p>
     <w:p>
@@ -892,21 +850,64 @@
         <w:rPr>
           <w:rFonts w:ascii="Times New Roman" w:eastAsia="Times New Roman" w:hAnsi="Times New Roman" w:cs="Times New Roman"/>
           <w:b/>
+          <w:sz w:val="28"/>
+          <w:szCs w:val="28"/>
+        </w:rPr>
+      </w:pPr>
+      <w:r>
+        <w:rPr>
+          <w:rFonts w:ascii="Times New Roman" w:eastAsia="Times New Roman" w:hAnsi="Times New Roman" w:cs="Times New Roman"/>
+          <w:b/>
+          <w:sz w:val="28"/>
+          <w:szCs w:val="28"/>
+        </w:rPr>
+        <w:t xml:space="preserve">MODUL </w:t>
+      </w:r>
+      <w:r>
+        <w:rPr>
+          <w:rFonts w:ascii="Times New Roman" w:eastAsia="Times New Roman" w:hAnsi="Times New Roman" w:cs="Times New Roman"/>
+          <w:b/>
+          <w:sz w:val="28"/>
+          <w:szCs w:val="28"/>
+        </w:rPr>
+        <w:t>9</w:t>
+      </w:r>
+    </w:p>
+    <w:p>
+      <w:pPr>
+        <w:spacing w:after="0"/>
+        <w:jc w:val="center"/>
+        <w:rPr>
+          <w:rFonts w:ascii="Times New Roman" w:eastAsia="Times New Roman" w:hAnsi="Times New Roman" w:cs="Times New Roman"/>
+          <w:b/>
+          <w:sz w:val="28"/>
+          <w:szCs w:val="28"/>
+        </w:rPr>
+      </w:pPr>
+      <w:r>
+        <w:rPr>
+          <w:rFonts w:ascii="Times New Roman" w:eastAsia="Times New Roman" w:hAnsi="Times New Roman" w:cs="Times New Roman"/>
+          <w:b/>
+          <w:bCs/>
+          <w:sz w:val="28"/>
+          <w:szCs w:val="28"/>
+        </w:rPr>
+        <w:t>PHP DATABASE (Mengisi Tabel)</w:t>
+      </w:r>
+    </w:p>
+    <w:p>
+      <w:pPr>
+        <w:spacing w:after="0"/>
+        <w:jc w:val="center"/>
+        <w:rPr>
+          <w:rFonts w:ascii="Times New Roman" w:eastAsia="Times New Roman" w:hAnsi="Times New Roman" w:cs="Times New Roman"/>
+          <w:b/>
           <w:iCs/>
           <w:sz w:val="28"/>
           <w:szCs w:val="28"/>
           <w:lang w:val="en-US"/>
         </w:rPr>
       </w:pPr>
-      <w:r>
-        <w:rPr>
-          <w:rFonts w:ascii="Times New Roman" w:eastAsia="Times New Roman" w:hAnsi="Times New Roman" w:cs="Times New Roman"/>
-          <w:b/>
-          <w:sz w:val="28"/>
-          <w:szCs w:val="28"/>
-        </w:rPr>
-        <w:t xml:space="preserve">MODUL </w:t>
-      </w:r>
     </w:p>
     <w:p>
       <w:pPr>
@@ -951,6 +952,12 @@
         </w:rPr>
         <w:t xml:space="preserve">1. </w:t>
       </w:r>
+      <w:r>
+        <w:rPr>
+          <w:rFonts w:ascii="Times New Roman" w:hAnsi="Times New Roman" w:cs="Times New Roman"/>
+        </w:rPr>
+        <w:t>Memahami cara koneksi dan akses data ke tabel</w:t>
+      </w:r>
     </w:p>
     <w:p>
       <w:pPr>
@@ -994,6 +1001,129 @@
           <w:szCs w:val="24"/>
         </w:rPr>
         <w:t>PRAKTIK</w:t>
+      </w:r>
+    </w:p>
+    <w:p>
+      <w:pPr>
+        <w:rPr>
+          <w:rFonts w:ascii="Times New Roman" w:hAnsi="Times New Roman" w:cs="Times New Roman"/>
+          <w:b/>
+          <w:bCs/>
+          <w:sz w:val="24"/>
+          <w:szCs w:val="24"/>
+        </w:rPr>
+      </w:pPr>
+      <w:r>
+        <w:rPr>
+          <w:rFonts w:ascii="Times New Roman" w:hAnsi="Times New Roman" w:cs="Times New Roman"/>
+          <w:b/>
+          <w:bCs/>
+          <w:sz w:val="24"/>
+          <w:szCs w:val="24"/>
+        </w:rPr>
+        <w:t>PRAKTIK</w:t>
+      </w:r>
+    </w:p>
+    <w:p>
+      <w:pPr>
+        <w:rPr>
+          <w:rFonts w:ascii="Times New Roman" w:hAnsi="Times New Roman" w:cs="Times New Roman"/>
+          <w:b/>
+          <w:bCs/>
+          <w:noProof/>
+          <w:sz w:val="24"/>
+          <w:szCs w:val="24"/>
+        </w:rPr>
+      </w:pPr>
+      <w:r>
+        <w:rPr>
+          <w:rFonts w:ascii="Times New Roman" w:hAnsi="Times New Roman" w:cs="Times New Roman"/>
+          <w:b/>
+          <w:bCs/>
+          <w:sz w:val="24"/>
+          <w:szCs w:val="24"/>
+        </w:rPr>
+        <w:t>Praktik 1</w:t>
+      </w:r>
+    </w:p>
+    <w:p>
+      <w:pPr>
+        <w:rPr>
+          <w:rFonts w:ascii="Times New Roman" w:hAnsi="Times New Roman" w:cs="Times New Roman"/>
+          <w:b/>
+          <w:bCs/>
+          <w:sz w:val="24"/>
+          <w:szCs w:val="24"/>
+        </w:rPr>
+      </w:pPr>
+    </w:p>
+    <w:p>
+      <w:pPr>
+        <w:rPr>
+          <w:rFonts w:ascii="Times New Roman" w:hAnsi="Times New Roman" w:cs="Times New Roman"/>
+          <w:b/>
+          <w:bCs/>
+          <w:sz w:val="24"/>
+          <w:szCs w:val="24"/>
+        </w:rPr>
+      </w:pPr>
+      <w:r>
+        <w:rPr>
+          <w:rFonts w:ascii="Times New Roman" w:hAnsi="Times New Roman" w:cs="Times New Roman"/>
+          <w:b/>
+          <w:bCs/>
+          <w:noProof/>
+          <w:sz w:val="24"/>
+          <w:szCs w:val="24"/>
+        </w:rPr>
+        <w:drawing>
+          <wp:inline distT="0" distB="0" distL="0" distR="0" wp14:anchorId="13AAD291" wp14:editId="1B5CCB43">
+            <wp:extent cx="5730240" cy="2019300"/>
+            <wp:effectExtent l="0" t="0" r="3810" b="0"/>
+            <wp:docPr id="291028441" name="Picture 6"/>
+            <wp:cNvGraphicFramePr>
+              <a:graphicFrameLocks xmlns:a="http://schemas.openxmlformats.org/drawingml/2006/main" noChangeAspect="1"/>
+            </wp:cNvGraphicFramePr>
+            <a:graphic xmlns:a="http://schemas.openxmlformats.org/drawingml/2006/main">
+              <a:graphicData uri="http://schemas.openxmlformats.org/drawingml/2006/picture">
+                <pic:pic xmlns:pic="http://schemas.openxmlformats.org/drawingml/2006/picture">
+                  <pic:nvPicPr>
+                    <pic:cNvPr id="0" name="Picture 6"/>
+                    <pic:cNvPicPr>
+                      <a:picLocks noChangeAspect="1" noChangeArrowheads="1"/>
+                    </pic:cNvPicPr>
+                  </pic:nvPicPr>
+                  <pic:blipFill>
+                    <a:blip r:embed="rId8">
+                      <a:extLst>
+                        <a:ext uri="{28A0092B-C50C-407E-A947-70E740481C1C}">
+                          <a14:useLocalDpi xmlns:a14="http://schemas.microsoft.com/office/drawing/2010/main" val="0"/>
+                        </a:ext>
+                      </a:extLst>
+                    </a:blip>
+                    <a:srcRect/>
+                    <a:stretch>
+                      <a:fillRect/>
+                    </a:stretch>
+                  </pic:blipFill>
+                  <pic:spPr bwMode="auto">
+                    <a:xfrm>
+                      <a:off x="0" y="0"/>
+                      <a:ext cx="5730240" cy="2019300"/>
+                    </a:xfrm>
+                    <a:prstGeom prst="rect">
+                      <a:avLst/>
+                    </a:prstGeom>
+                    <a:noFill/>
+                    <a:ln>
+                      <a:noFill/>
+                    </a:ln>
+                  </pic:spPr>
+                </pic:pic>
+              </a:graphicData>
+            </a:graphic>
+          </wp:inline>
+        </w:drawing>
       </w:r>
     </w:p>
     <w:p>
@@ -1009,43 +1139,2603 @@
         <w:jc w:val="both"/>
         <w:rPr>
           <w:rFonts w:ascii="Times New Roman" w:eastAsia="Times New Roman" w:hAnsi="Times New Roman" w:cs="Times New Roman"/>
-          <w:b/>
-          <w:bCs/>
           <w:color w:val="000000"/>
           <w:sz w:val="24"/>
           <w:szCs w:val="24"/>
         </w:rPr>
       </w:pPr>
-      <w:proofErr w:type="spellStart"/>
-      <w:r>
-        <w:rPr>
-          <w:rFonts w:ascii="Times New Roman" w:eastAsia="Times New Roman" w:hAnsi="Times New Roman" w:cs="Times New Roman"/>
+      <w:r>
+        <w:rPr>
+          <w:rFonts w:ascii="Times New Roman" w:eastAsia="Times New Roman" w:hAnsi="Times New Roman" w:cs="Times New Roman"/>
+          <w:b/>
+          <w:bCs/>
           <w:color w:val="000000"/>
           <w:sz w:val="24"/>
           <w:szCs w:val="24"/>
         </w:rPr>
-        <w:t>Praktik</w:t>
-      </w:r>
-      <w:proofErr w:type="spellEnd"/>
-      <w:r>
-        <w:rPr>
-          <w:rFonts w:ascii="Times New Roman" w:eastAsia="Times New Roman" w:hAnsi="Times New Roman" w:cs="Times New Roman"/>
+        <w:t>Pembahasa :</w:t>
+      </w:r>
+      <w:r>
+        <w:rPr>
+          <w:rFonts w:ascii="Times New Roman" w:eastAsia="Times New Roman" w:hAnsi="Times New Roman" w:cs="Times New Roman"/>
+          <w:b/>
+          <w:bCs/>
           <w:color w:val="000000"/>
           <w:sz w:val="24"/>
           <w:szCs w:val="24"/>
         </w:rPr>
-        <w:t xml:space="preserve"> 1</w:t>
-      </w:r>
-      <w:r>
-        <w:rPr>
-          <w:rFonts w:ascii="Times New Roman" w:eastAsia="Times New Roman" w:hAnsi="Times New Roman" w:cs="Times New Roman"/>
-          <w:b/>
-          <w:bCs/>
+        <w:t xml:space="preserve"> P</w:t>
+      </w:r>
+      <w:r>
+        <w:rPr>
+          <w:rFonts w:ascii="Times New Roman" w:eastAsia="Times New Roman" w:hAnsi="Times New Roman" w:cs="Times New Roman"/>
           <w:color w:val="000000"/>
           <w:sz w:val="24"/>
           <w:szCs w:val="24"/>
         </w:rPr>
+        <w:t>rogram praktik 1 adalah perintah SQL untuk membuat database dan user. Perintah CREATE DATABASE IF NOT EXISTS storedb membuat database bernama storedb, kemudian CREATE USER 'store'@'localhost' IDENTIFIED BY 'store' membuat user baru bernama store dengan password store yang hanya bisa mengakses dari localhost. Perintah GRANT ALL PRIVILEGES ON storedb.* TO 'store'@'localhost' memberikan seluruh hak akses user store terhadap semua tabel di database storedb, dan FLUSH PRIVILEGES memastikan perubahan langsung diterapkan oleh server.</w:t>
+      </w:r>
+    </w:p>
+    <w:p>
+      <w:pPr>
+        <w:rPr>
+          <w:rFonts w:ascii="Times New Roman" w:hAnsi="Times New Roman" w:cs="Times New Roman"/>
+          <w:b/>
+          <w:bCs/>
+          <w:sz w:val="24"/>
+          <w:szCs w:val="24"/>
+        </w:rPr>
+      </w:pPr>
+    </w:p>
+    <w:p>
+      <w:pPr>
+        <w:rPr>
+          <w:rFonts w:ascii="Times New Roman" w:hAnsi="Times New Roman" w:cs="Times New Roman"/>
+          <w:b/>
+          <w:bCs/>
+          <w:sz w:val="24"/>
+          <w:szCs w:val="24"/>
+        </w:rPr>
+      </w:pPr>
+      <w:r>
+        <w:rPr>
+          <w:rFonts w:ascii="Times New Roman" w:hAnsi="Times New Roman" w:cs="Times New Roman"/>
+          <w:b/>
+          <w:bCs/>
+          <w:sz w:val="24"/>
+          <w:szCs w:val="24"/>
+        </w:rPr>
+        <w:t>Praktik 2</w:t>
+      </w:r>
+    </w:p>
+    <w:p>
+      <w:pPr>
+        <w:rPr>
+          <w:rFonts w:ascii="Times New Roman" w:hAnsi="Times New Roman" w:cs="Times New Roman"/>
+          <w:b/>
+          <w:bCs/>
+          <w:sz w:val="24"/>
+          <w:szCs w:val="24"/>
+        </w:rPr>
+      </w:pPr>
+    </w:p>
+    <w:p>
+      <w:pPr>
+        <w:jc w:val="center"/>
+        <w:rPr>
+          <w:rFonts w:ascii="Times New Roman" w:hAnsi="Times New Roman" w:cs="Times New Roman"/>
+          <w:b/>
+          <w:bCs/>
+          <w:sz w:val="24"/>
+          <w:szCs w:val="24"/>
+        </w:rPr>
+      </w:pPr>
+      <w:r>
+        <w:rPr>
+          <w:rFonts w:ascii="Times New Roman" w:hAnsi="Times New Roman" w:cs="Times New Roman"/>
+          <w:b/>
+          <w:bCs/>
+          <w:noProof/>
+          <w:sz w:val="24"/>
+          <w:szCs w:val="24"/>
+        </w:rPr>
+        <w:lastRenderedPageBreak/>
+        <w:drawing>
+          <wp:inline distT="0" distB="0" distL="0" distR="0" wp14:anchorId="51EE80DC" wp14:editId="4CE4A307">
+            <wp:extent cx="4137660" cy="1344326"/>
+            <wp:effectExtent l="0" t="0" r="0" b="8255"/>
+            <wp:docPr id="1029576346" name="Picture 7"/>
+            <wp:cNvGraphicFramePr>
+              <a:graphicFrameLocks xmlns:a="http://schemas.openxmlformats.org/drawingml/2006/main" noChangeAspect="1"/>
+            </wp:cNvGraphicFramePr>
+            <a:graphic xmlns:a="http://schemas.openxmlformats.org/drawingml/2006/main">
+              <a:graphicData uri="http://schemas.openxmlformats.org/drawingml/2006/picture">
+                <pic:pic xmlns:pic="http://schemas.openxmlformats.org/drawingml/2006/picture">
+                  <pic:nvPicPr>
+                    <pic:cNvPr id="0" name="Picture 7"/>
+                    <pic:cNvPicPr>
+                      <a:picLocks noChangeAspect="1" noChangeArrowheads="1"/>
+                    </pic:cNvPicPr>
+                  </pic:nvPicPr>
+                  <pic:blipFill>
+                    <a:blip r:embed="rId9">
+                      <a:extLst>
+                        <a:ext uri="{28A0092B-C50C-407E-A947-70E740481C1C}">
+                          <a14:useLocalDpi xmlns:a14="http://schemas.microsoft.com/office/drawing/2010/main" val="0"/>
+                        </a:ext>
+                      </a:extLst>
+                    </a:blip>
+                    <a:srcRect/>
+                    <a:stretch>
+                      <a:fillRect/>
+                    </a:stretch>
+                  </pic:blipFill>
+                  <pic:spPr bwMode="auto">
+                    <a:xfrm>
+                      <a:off x="0" y="0"/>
+                      <a:ext cx="4147349" cy="1347474"/>
+                    </a:xfrm>
+                    <a:prstGeom prst="rect">
+                      <a:avLst/>
+                    </a:prstGeom>
+                    <a:noFill/>
+                    <a:ln>
+                      <a:noFill/>
+                    </a:ln>
+                  </pic:spPr>
+                </pic:pic>
+              </a:graphicData>
+            </a:graphic>
+          </wp:inline>
+        </w:drawing>
+      </w:r>
+      <w:r>
+        <w:rPr>
+          <w:rFonts w:ascii="Times New Roman" w:hAnsi="Times New Roman" w:cs="Times New Roman"/>
+          <w:b/>
+          <w:bCs/>
+          <w:noProof/>
+          <w:sz w:val="24"/>
+          <w:szCs w:val="24"/>
+        </w:rPr>
+        <w:drawing>
+          <wp:inline distT="0" distB="0" distL="0" distR="0" wp14:anchorId="34043011" wp14:editId="1FB4DEA2">
+            <wp:extent cx="5722620" cy="1668780"/>
+            <wp:effectExtent l="0" t="0" r="0" b="7620"/>
+            <wp:docPr id="820161665" name="Picture 8"/>
+            <wp:cNvGraphicFramePr>
+              <a:graphicFrameLocks xmlns:a="http://schemas.openxmlformats.org/drawingml/2006/main" noChangeAspect="1"/>
+            </wp:cNvGraphicFramePr>
+            <a:graphic xmlns:a="http://schemas.openxmlformats.org/drawingml/2006/main">
+              <a:graphicData uri="http://schemas.openxmlformats.org/drawingml/2006/picture">
+                <pic:pic xmlns:pic="http://schemas.openxmlformats.org/drawingml/2006/picture">
+                  <pic:nvPicPr>
+                    <pic:cNvPr id="0" name="Picture 8"/>
+                    <pic:cNvPicPr>
+                      <a:picLocks noChangeAspect="1" noChangeArrowheads="1"/>
+                    </pic:cNvPicPr>
+                  </pic:nvPicPr>
+                  <pic:blipFill>
+                    <a:blip r:embed="rId10">
+                      <a:extLst>
+                        <a:ext uri="{28A0092B-C50C-407E-A947-70E740481C1C}">
+                          <a14:useLocalDpi xmlns:a14="http://schemas.microsoft.com/office/drawing/2010/main" val="0"/>
+                        </a:ext>
+                      </a:extLst>
+                    </a:blip>
+                    <a:srcRect/>
+                    <a:stretch>
+                      <a:fillRect/>
+                    </a:stretch>
+                  </pic:blipFill>
+                  <pic:spPr bwMode="auto">
+                    <a:xfrm>
+                      <a:off x="0" y="0"/>
+                      <a:ext cx="5722620" cy="1668780"/>
+                    </a:xfrm>
+                    <a:prstGeom prst="rect">
+                      <a:avLst/>
+                    </a:prstGeom>
+                    <a:noFill/>
+                    <a:ln>
+                      <a:noFill/>
+                    </a:ln>
+                  </pic:spPr>
+                </pic:pic>
+              </a:graphicData>
+            </a:graphic>
+          </wp:inline>
+        </w:drawing>
+      </w:r>
+      <w:r>
+        <w:rPr>
+          <w:rFonts w:ascii="Times New Roman" w:hAnsi="Times New Roman" w:cs="Times New Roman"/>
+          <w:b/>
+          <w:bCs/>
+          <w:noProof/>
+          <w:sz w:val="24"/>
+          <w:szCs w:val="24"/>
+        </w:rPr>
+        <w:drawing>
+          <wp:inline distT="0" distB="0" distL="0" distR="0" wp14:anchorId="78CDBA40" wp14:editId="076F1B72">
+            <wp:extent cx="5730240" cy="1386840"/>
+            <wp:effectExtent l="0" t="0" r="3810" b="3810"/>
+            <wp:docPr id="664215766" name="Picture 9"/>
+            <wp:cNvGraphicFramePr>
+              <a:graphicFrameLocks xmlns:a="http://schemas.openxmlformats.org/drawingml/2006/main" noChangeAspect="1"/>
+            </wp:cNvGraphicFramePr>
+            <a:graphic xmlns:a="http://schemas.openxmlformats.org/drawingml/2006/main">
+              <a:graphicData uri="http://schemas.openxmlformats.org/drawingml/2006/picture">
+                <pic:pic xmlns:pic="http://schemas.openxmlformats.org/drawingml/2006/picture">
+                  <pic:nvPicPr>
+                    <pic:cNvPr id="0" name="Picture 9"/>
+                    <pic:cNvPicPr>
+                      <a:picLocks noChangeAspect="1" noChangeArrowheads="1"/>
+                    </pic:cNvPicPr>
+                  </pic:nvPicPr>
+                  <pic:blipFill>
+                    <a:blip r:embed="rId11">
+                      <a:extLst>
+                        <a:ext uri="{28A0092B-C50C-407E-A947-70E740481C1C}">
+                          <a14:useLocalDpi xmlns:a14="http://schemas.microsoft.com/office/drawing/2010/main" val="0"/>
+                        </a:ext>
+                      </a:extLst>
+                    </a:blip>
+                    <a:srcRect/>
+                    <a:stretch>
+                      <a:fillRect/>
+                    </a:stretch>
+                  </pic:blipFill>
+                  <pic:spPr bwMode="auto">
+                    <a:xfrm>
+                      <a:off x="0" y="0"/>
+                      <a:ext cx="5730240" cy="1386840"/>
+                    </a:xfrm>
+                    <a:prstGeom prst="rect">
+                      <a:avLst/>
+                    </a:prstGeom>
+                    <a:noFill/>
+                    <a:ln>
+                      <a:noFill/>
+                    </a:ln>
+                  </pic:spPr>
+                </pic:pic>
+              </a:graphicData>
+            </a:graphic>
+          </wp:inline>
+        </w:drawing>
+      </w:r>
+      <w:r>
+        <w:rPr>
+          <w:rFonts w:ascii="Times New Roman" w:hAnsi="Times New Roman" w:cs="Times New Roman"/>
+          <w:b/>
+          <w:bCs/>
+          <w:noProof/>
+          <w:sz w:val="24"/>
+          <w:szCs w:val="24"/>
+        </w:rPr>
+        <w:drawing>
+          <wp:inline distT="0" distB="0" distL="0" distR="0" wp14:anchorId="4C7C90FF" wp14:editId="1739B2C5">
+            <wp:extent cx="4175760" cy="2426605"/>
+            <wp:effectExtent l="0" t="0" r="0" b="0"/>
+            <wp:docPr id="632286337" name="Picture 10"/>
+            <wp:cNvGraphicFramePr>
+              <a:graphicFrameLocks xmlns:a="http://schemas.openxmlformats.org/drawingml/2006/main" noChangeAspect="1"/>
+            </wp:cNvGraphicFramePr>
+            <a:graphic xmlns:a="http://schemas.openxmlformats.org/drawingml/2006/main">
+              <a:graphicData uri="http://schemas.openxmlformats.org/drawingml/2006/picture">
+                <pic:pic xmlns:pic="http://schemas.openxmlformats.org/drawingml/2006/picture">
+                  <pic:nvPicPr>
+                    <pic:cNvPr id="0" name="Picture 10"/>
+                    <pic:cNvPicPr>
+                      <a:picLocks noChangeAspect="1" noChangeArrowheads="1"/>
+                    </pic:cNvPicPr>
+                  </pic:nvPicPr>
+                  <pic:blipFill>
+                    <a:blip r:embed="rId12">
+                      <a:extLst>
+                        <a:ext uri="{28A0092B-C50C-407E-A947-70E740481C1C}">
+                          <a14:useLocalDpi xmlns:a14="http://schemas.microsoft.com/office/drawing/2010/main" val="0"/>
+                        </a:ext>
+                      </a:extLst>
+                    </a:blip>
+                    <a:srcRect/>
+                    <a:stretch>
+                      <a:fillRect/>
+                    </a:stretch>
+                  </pic:blipFill>
+                  <pic:spPr bwMode="auto">
+                    <a:xfrm>
+                      <a:off x="0" y="0"/>
+                      <a:ext cx="4177851" cy="2427820"/>
+                    </a:xfrm>
+                    <a:prstGeom prst="rect">
+                      <a:avLst/>
+                    </a:prstGeom>
+                    <a:noFill/>
+                    <a:ln>
+                      <a:noFill/>
+                    </a:ln>
+                  </pic:spPr>
+                </pic:pic>
+              </a:graphicData>
+            </a:graphic>
+          </wp:inline>
+        </w:drawing>
+      </w:r>
+      <w:r>
+        <w:rPr>
+          <w:rFonts w:ascii="Times New Roman" w:hAnsi="Times New Roman" w:cs="Times New Roman"/>
+          <w:b/>
+          <w:bCs/>
+          <w:noProof/>
+          <w:sz w:val="24"/>
+          <w:szCs w:val="24"/>
+        </w:rPr>
+        <w:lastRenderedPageBreak/>
+        <w:drawing>
+          <wp:inline distT="0" distB="0" distL="0" distR="0" wp14:anchorId="059914F4" wp14:editId="5CC58066">
+            <wp:extent cx="5722620" cy="2910840"/>
+            <wp:effectExtent l="0" t="0" r="0" b="3810"/>
+            <wp:docPr id="521167739" name="Picture 11"/>
+            <wp:cNvGraphicFramePr>
+              <a:graphicFrameLocks xmlns:a="http://schemas.openxmlformats.org/drawingml/2006/main" noChangeAspect="1"/>
+            </wp:cNvGraphicFramePr>
+            <a:graphic xmlns:a="http://schemas.openxmlformats.org/drawingml/2006/main">
+              <a:graphicData uri="http://schemas.openxmlformats.org/drawingml/2006/picture">
+                <pic:pic xmlns:pic="http://schemas.openxmlformats.org/drawingml/2006/picture">
+                  <pic:nvPicPr>
+                    <pic:cNvPr id="0" name="Picture 11"/>
+                    <pic:cNvPicPr>
+                      <a:picLocks noChangeAspect="1" noChangeArrowheads="1"/>
+                    </pic:cNvPicPr>
+                  </pic:nvPicPr>
+                  <pic:blipFill>
+                    <a:blip r:embed="rId13" cstate="print">
+                      <a:extLst>
+                        <a:ext uri="{28A0092B-C50C-407E-A947-70E740481C1C}">
+                          <a14:useLocalDpi xmlns:a14="http://schemas.microsoft.com/office/drawing/2010/main" val="0"/>
+                        </a:ext>
+                      </a:extLst>
+                    </a:blip>
+                    <a:srcRect/>
+                    <a:stretch>
+                      <a:fillRect/>
+                    </a:stretch>
+                  </pic:blipFill>
+                  <pic:spPr bwMode="auto">
+                    <a:xfrm>
+                      <a:off x="0" y="0"/>
+                      <a:ext cx="5722620" cy="2910840"/>
+                    </a:xfrm>
+                    <a:prstGeom prst="rect">
+                      <a:avLst/>
+                    </a:prstGeom>
+                    <a:noFill/>
+                    <a:ln>
+                      <a:noFill/>
+                    </a:ln>
+                  </pic:spPr>
+                </pic:pic>
+              </a:graphicData>
+            </a:graphic>
+          </wp:inline>
+        </w:drawing>
+      </w:r>
+      <w:r>
+        <w:rPr>
+          <w:rFonts w:ascii="Times New Roman" w:hAnsi="Times New Roman" w:cs="Times New Roman"/>
+          <w:b/>
+          <w:bCs/>
+          <w:noProof/>
+          <w:sz w:val="24"/>
+          <w:szCs w:val="24"/>
+        </w:rPr>
+        <w:drawing>
+          <wp:inline distT="0" distB="0" distL="0" distR="0" wp14:anchorId="1FDBA5E5" wp14:editId="136FE9B2">
+            <wp:extent cx="4594860" cy="1664184"/>
+            <wp:effectExtent l="0" t="0" r="0" b="0"/>
+            <wp:docPr id="913437176" name="Picture 12"/>
+            <wp:cNvGraphicFramePr>
+              <a:graphicFrameLocks xmlns:a="http://schemas.openxmlformats.org/drawingml/2006/main" noChangeAspect="1"/>
+            </wp:cNvGraphicFramePr>
+            <a:graphic xmlns:a="http://schemas.openxmlformats.org/drawingml/2006/main">
+              <a:graphicData uri="http://schemas.openxmlformats.org/drawingml/2006/picture">
+                <pic:pic xmlns:pic="http://schemas.openxmlformats.org/drawingml/2006/picture">
+                  <pic:nvPicPr>
+                    <pic:cNvPr id="0" name="Picture 12"/>
+                    <pic:cNvPicPr>
+                      <a:picLocks noChangeAspect="1" noChangeArrowheads="1"/>
+                    </pic:cNvPicPr>
+                  </pic:nvPicPr>
+                  <pic:blipFill>
+                    <a:blip r:embed="rId14">
+                      <a:extLst>
+                        <a:ext uri="{28A0092B-C50C-407E-A947-70E740481C1C}">
+                          <a14:useLocalDpi xmlns:a14="http://schemas.microsoft.com/office/drawing/2010/main" val="0"/>
+                        </a:ext>
+                      </a:extLst>
+                    </a:blip>
+                    <a:srcRect/>
+                    <a:stretch>
+                      <a:fillRect/>
+                    </a:stretch>
+                  </pic:blipFill>
+                  <pic:spPr bwMode="auto">
+                    <a:xfrm>
+                      <a:off x="0" y="0"/>
+                      <a:ext cx="4604151" cy="1667549"/>
+                    </a:xfrm>
+                    <a:prstGeom prst="rect">
+                      <a:avLst/>
+                    </a:prstGeom>
+                    <a:noFill/>
+                    <a:ln>
+                      <a:noFill/>
+                    </a:ln>
+                  </pic:spPr>
+                </pic:pic>
+              </a:graphicData>
+            </a:graphic>
+          </wp:inline>
+        </w:drawing>
+      </w:r>
+    </w:p>
+    <w:p>
+      <w:pPr>
+        <w:rPr>
+          <w:rFonts w:ascii="Times New Roman" w:hAnsi="Times New Roman" w:cs="Times New Roman"/>
+          <w:b/>
+          <w:bCs/>
+          <w:sz w:val="24"/>
+          <w:szCs w:val="24"/>
+        </w:rPr>
+      </w:pPr>
+    </w:p>
+    <w:p>
+      <w:pPr>
+        <w:jc w:val="both"/>
+        <w:rPr>
+          <w:rFonts w:ascii="Times New Roman" w:hAnsi="Times New Roman" w:cs="Times New Roman"/>
+          <w:sz w:val="24"/>
+          <w:szCs w:val="24"/>
+        </w:rPr>
+      </w:pPr>
+      <w:r>
+        <w:rPr>
+          <w:rFonts w:ascii="Times New Roman" w:hAnsi="Times New Roman" w:cs="Times New Roman"/>
+          <w:b/>
+          <w:bCs/>
+          <w:sz w:val="24"/>
+          <w:szCs w:val="24"/>
+        </w:rPr>
+        <w:t>Pembahasa</w:t>
+      </w:r>
+      <w:r>
+        <w:rPr>
+          <w:rFonts w:ascii="Times New Roman" w:hAnsi="Times New Roman" w:cs="Times New Roman"/>
+          <w:b/>
+          <w:bCs/>
+          <w:sz w:val="24"/>
+          <w:szCs w:val="24"/>
+        </w:rPr>
+        <w:t>n</w:t>
+      </w:r>
+      <w:r>
+        <w:rPr>
+          <w:rFonts w:ascii="Times New Roman" w:hAnsi="Times New Roman" w:cs="Times New Roman"/>
+          <w:b/>
+          <w:bCs/>
+          <w:sz w:val="24"/>
+          <w:szCs w:val="24"/>
+        </w:rPr>
         <w:t xml:space="preserve"> </w:t>
+      </w:r>
+      <w:r>
+        <w:rPr>
+          <w:rFonts w:ascii="Times New Roman" w:hAnsi="Times New Roman" w:cs="Times New Roman"/>
+          <w:sz w:val="24"/>
+          <w:szCs w:val="24"/>
+        </w:rPr>
+        <w:t>:</w:t>
+      </w:r>
+      <w:r>
+        <w:rPr>
+          <w:rFonts w:ascii="Times New Roman" w:hAnsi="Times New Roman" w:cs="Times New Roman"/>
+          <w:sz w:val="24"/>
+          <w:szCs w:val="24"/>
+        </w:rPr>
+        <w:t xml:space="preserve"> </w:t>
+      </w:r>
+      <w:r>
+        <w:rPr>
+          <w:rFonts w:ascii="Times New Roman" w:hAnsi="Times New Roman" w:cs="Times New Roman"/>
+          <w:sz w:val="24"/>
+          <w:szCs w:val="24"/>
+        </w:rPr>
+        <w:t>Program praktik 2 adalah perintah SQL untuk membuat tabel category dan products beserta data awalnya. Tabel category memiliki dua kolom yaitu code sebagai primary key dengan AUTO_INCREMENT dan category bertipe VARCHAR(25). Tabel products memiliki tujuh kolom yaitu code, name, description, price, discount, status_code, dan category_code. Data awal dimasukkan menggunakan INSERT INTO dengan menyebutkan nama kolom secara eksplisit tanpa kolom code agar AUTO_INCREMENT mengisinya otomatis.</w:t>
+      </w:r>
+    </w:p>
+    <w:p>
+      <w:pPr>
+        <w:rPr>
+          <w:rFonts w:ascii="Times New Roman" w:hAnsi="Times New Roman" w:cs="Times New Roman"/>
+          <w:b/>
+          <w:bCs/>
+          <w:sz w:val="24"/>
+          <w:szCs w:val="24"/>
+        </w:rPr>
+      </w:pPr>
+    </w:p>
+    <w:p>
+      <w:pPr>
+        <w:rPr>
+          <w:rFonts w:ascii="Times New Roman" w:hAnsi="Times New Roman" w:cs="Times New Roman"/>
+          <w:b/>
+          <w:bCs/>
+          <w:sz w:val="24"/>
+          <w:szCs w:val="24"/>
+        </w:rPr>
+      </w:pPr>
+    </w:p>
+    <w:p>
+      <w:pPr>
+        <w:rPr>
+          <w:rFonts w:ascii="Times New Roman" w:hAnsi="Times New Roman" w:cs="Times New Roman"/>
+          <w:b/>
+          <w:bCs/>
+          <w:sz w:val="24"/>
+          <w:szCs w:val="24"/>
+        </w:rPr>
+      </w:pPr>
+      <w:r>
+        <w:rPr>
+          <w:rFonts w:ascii="Times New Roman" w:hAnsi="Times New Roman" w:cs="Times New Roman"/>
+          <w:b/>
+          <w:bCs/>
+          <w:sz w:val="24"/>
+          <w:szCs w:val="24"/>
+        </w:rPr>
+        <w:t>Praktik 3</w:t>
+      </w:r>
+    </w:p>
+    <w:p>
+      <w:pPr>
+        <w:jc w:val="center"/>
+        <w:rPr>
+          <w:rFonts w:ascii="Times New Roman" w:hAnsi="Times New Roman" w:cs="Times New Roman"/>
+          <w:b/>
+          <w:bCs/>
+          <w:sz w:val="24"/>
+          <w:szCs w:val="24"/>
+        </w:rPr>
+      </w:pPr>
+      <w:r>
+        <w:rPr>
+          <w:rFonts w:ascii="Times New Roman" w:hAnsi="Times New Roman" w:cs="Times New Roman"/>
+          <w:b/>
+          <w:bCs/>
+          <w:noProof/>
+          <w:sz w:val="24"/>
+          <w:szCs w:val="24"/>
+        </w:rPr>
+        <w:lastRenderedPageBreak/>
+        <w:drawing>
+          <wp:inline distT="0" distB="0" distL="0" distR="0" wp14:anchorId="3D660F4D" wp14:editId="0F65DA30">
+            <wp:extent cx="3909060" cy="2324100"/>
+            <wp:effectExtent l="0" t="0" r="0" b="0"/>
+            <wp:docPr id="131545221" name="Picture 14"/>
+            <wp:cNvGraphicFramePr>
+              <a:graphicFrameLocks xmlns:a="http://schemas.openxmlformats.org/drawingml/2006/main" noChangeAspect="1"/>
+            </wp:cNvGraphicFramePr>
+            <a:graphic xmlns:a="http://schemas.openxmlformats.org/drawingml/2006/main">
+              <a:graphicData uri="http://schemas.openxmlformats.org/drawingml/2006/picture">
+                <pic:pic xmlns:pic="http://schemas.openxmlformats.org/drawingml/2006/picture">
+                  <pic:nvPicPr>
+                    <pic:cNvPr id="0" name="Picture 14"/>
+                    <pic:cNvPicPr>
+                      <a:picLocks noChangeAspect="1" noChangeArrowheads="1"/>
+                    </pic:cNvPicPr>
+                  </pic:nvPicPr>
+                  <pic:blipFill>
+                    <a:blip r:embed="rId15">
+                      <a:extLst>
+                        <a:ext uri="{28A0092B-C50C-407E-A947-70E740481C1C}">
+                          <a14:useLocalDpi xmlns:a14="http://schemas.microsoft.com/office/drawing/2010/main" val="0"/>
+                        </a:ext>
+                      </a:extLst>
+                    </a:blip>
+                    <a:srcRect/>
+                    <a:stretch>
+                      <a:fillRect/>
+                    </a:stretch>
+                  </pic:blipFill>
+                  <pic:spPr bwMode="auto">
+                    <a:xfrm>
+                      <a:off x="0" y="0"/>
+                      <a:ext cx="3909060" cy="2324100"/>
+                    </a:xfrm>
+                    <a:prstGeom prst="rect">
+                      <a:avLst/>
+                    </a:prstGeom>
+                    <a:noFill/>
+                    <a:ln>
+                      <a:noFill/>
+                    </a:ln>
+                  </pic:spPr>
+                </pic:pic>
+              </a:graphicData>
+            </a:graphic>
+          </wp:inline>
+        </w:drawing>
+      </w:r>
+      <w:r>
+        <w:rPr>
+          <w:rFonts w:ascii="Times New Roman" w:hAnsi="Times New Roman" w:cs="Times New Roman"/>
+          <w:b/>
+          <w:bCs/>
+          <w:noProof/>
+          <w:sz w:val="24"/>
+          <w:szCs w:val="24"/>
+        </w:rPr>
+        <w:drawing>
+          <wp:inline distT="0" distB="0" distL="0" distR="0" wp14:anchorId="5170156A" wp14:editId="53F26344">
+            <wp:extent cx="4541520" cy="1341120"/>
+            <wp:effectExtent l="0" t="0" r="0" b="0"/>
+            <wp:docPr id="1967651501" name="Picture 13"/>
+            <wp:cNvGraphicFramePr>
+              <a:graphicFrameLocks xmlns:a="http://schemas.openxmlformats.org/drawingml/2006/main" noChangeAspect="1"/>
+            </wp:cNvGraphicFramePr>
+            <a:graphic xmlns:a="http://schemas.openxmlformats.org/drawingml/2006/main">
+              <a:graphicData uri="http://schemas.openxmlformats.org/drawingml/2006/picture">
+                <pic:pic xmlns:pic="http://schemas.openxmlformats.org/drawingml/2006/picture">
+                  <pic:nvPicPr>
+                    <pic:cNvPr id="0" name="Picture 13"/>
+                    <pic:cNvPicPr>
+                      <a:picLocks noChangeAspect="1" noChangeArrowheads="1"/>
+                    </pic:cNvPicPr>
+                  </pic:nvPicPr>
+                  <pic:blipFill>
+                    <a:blip r:embed="rId16">
+                      <a:extLst>
+                        <a:ext uri="{28A0092B-C50C-407E-A947-70E740481C1C}">
+                          <a14:useLocalDpi xmlns:a14="http://schemas.microsoft.com/office/drawing/2010/main" val="0"/>
+                        </a:ext>
+                      </a:extLst>
+                    </a:blip>
+                    <a:srcRect/>
+                    <a:stretch>
+                      <a:fillRect/>
+                    </a:stretch>
+                  </pic:blipFill>
+                  <pic:spPr bwMode="auto">
+                    <a:xfrm>
+                      <a:off x="0" y="0"/>
+                      <a:ext cx="4541520" cy="1341120"/>
+                    </a:xfrm>
+                    <a:prstGeom prst="rect">
+                      <a:avLst/>
+                    </a:prstGeom>
+                    <a:noFill/>
+                    <a:ln>
+                      <a:noFill/>
+                    </a:ln>
+                  </pic:spPr>
+                </pic:pic>
+              </a:graphicData>
+            </a:graphic>
+          </wp:inline>
+        </w:drawing>
+      </w:r>
+      <w:r>
+        <w:rPr>
+          <w:rFonts w:ascii="Times New Roman" w:hAnsi="Times New Roman" w:cs="Times New Roman"/>
+          <w:b/>
+          <w:bCs/>
+          <w:noProof/>
+          <w:sz w:val="24"/>
+          <w:szCs w:val="24"/>
+        </w:rPr>
+        <w:drawing>
+          <wp:inline distT="0" distB="0" distL="0" distR="0" wp14:anchorId="14D706CA" wp14:editId="4E26FBD0">
+            <wp:extent cx="3977640" cy="2008183"/>
+            <wp:effectExtent l="0" t="0" r="3810" b="0"/>
+            <wp:docPr id="878652506" name="Picture 15"/>
+            <wp:cNvGraphicFramePr>
+              <a:graphicFrameLocks xmlns:a="http://schemas.openxmlformats.org/drawingml/2006/main" noChangeAspect="1"/>
+            </wp:cNvGraphicFramePr>
+            <a:graphic xmlns:a="http://schemas.openxmlformats.org/drawingml/2006/main">
+              <a:graphicData uri="http://schemas.openxmlformats.org/drawingml/2006/picture">
+                <pic:pic xmlns:pic="http://schemas.openxmlformats.org/drawingml/2006/picture">
+                  <pic:nvPicPr>
+                    <pic:cNvPr id="0" name="Picture 15"/>
+                    <pic:cNvPicPr>
+                      <a:picLocks noChangeAspect="1" noChangeArrowheads="1"/>
+                    </pic:cNvPicPr>
+                  </pic:nvPicPr>
+                  <pic:blipFill>
+                    <a:blip r:embed="rId17">
+                      <a:extLst>
+                        <a:ext uri="{28A0092B-C50C-407E-A947-70E740481C1C}">
+                          <a14:useLocalDpi xmlns:a14="http://schemas.microsoft.com/office/drawing/2010/main" val="0"/>
+                        </a:ext>
+                      </a:extLst>
+                    </a:blip>
+                    <a:srcRect/>
+                    <a:stretch>
+                      <a:fillRect/>
+                    </a:stretch>
+                  </pic:blipFill>
+                  <pic:spPr bwMode="auto">
+                    <a:xfrm>
+                      <a:off x="0" y="0"/>
+                      <a:ext cx="3987985" cy="2013406"/>
+                    </a:xfrm>
+                    <a:prstGeom prst="rect">
+                      <a:avLst/>
+                    </a:prstGeom>
+                    <a:noFill/>
+                    <a:ln>
+                      <a:noFill/>
+                    </a:ln>
+                  </pic:spPr>
+                </pic:pic>
+              </a:graphicData>
+            </a:graphic>
+          </wp:inline>
+        </w:drawing>
+      </w:r>
+    </w:p>
+    <w:p>
+      <w:pPr>
+        <w:rPr>
+          <w:rFonts w:ascii="Times New Roman" w:hAnsi="Times New Roman" w:cs="Times New Roman"/>
+          <w:b/>
+          <w:bCs/>
+          <w:sz w:val="24"/>
+          <w:szCs w:val="24"/>
+        </w:rPr>
+      </w:pPr>
+    </w:p>
+    <w:p>
+      <w:pPr>
+        <w:jc w:val="both"/>
+        <w:rPr>
+          <w:rFonts w:ascii="Times New Roman" w:hAnsi="Times New Roman" w:cs="Times New Roman"/>
+          <w:sz w:val="24"/>
+          <w:szCs w:val="24"/>
+        </w:rPr>
+      </w:pPr>
+      <w:r>
+        <w:rPr>
+          <w:rFonts w:ascii="Times New Roman" w:hAnsi="Times New Roman" w:cs="Times New Roman"/>
+          <w:b/>
+          <w:bCs/>
+          <w:sz w:val="24"/>
+          <w:szCs w:val="24"/>
+        </w:rPr>
+        <w:t xml:space="preserve">Pembahasan : </w:t>
+      </w:r>
+      <w:r>
+        <w:rPr>
+          <w:rFonts w:ascii="Times New Roman" w:hAnsi="Times New Roman" w:cs="Times New Roman"/>
+          <w:sz w:val="24"/>
+          <w:szCs w:val="24"/>
+        </w:rPr>
+        <w:t>Program praktik 3 adalah program PHP yang membuat form input untuk mengisi tabel category dengan koneksi database langsung di dalam satu file. Koneksi database dilakukan menggunakan mysqli_connect("localhost", "store", "store") untuk terhubung ke server lalu mysqli_select_db($id, "storedb") untuk memilih database. Program menggunakan isset($_POST['save_button']) untuk memeriksa apakah form sudah disubmit, jika TRUE maka variabel $StrSQL diisi query INSERT INTO category menggunakan nilai $_POST['category'] dari input form lalu dieksekusi dengan mysqli_query($id, $StrSQL). Jika query berhasil maka printf("successfull") dicetak ke browser, jika gagal maka printf("error"). Jika form belum disubmit maka blok else menampilkan form HTML ke browser.</w:t>
+      </w:r>
+    </w:p>
+    <w:p>
+      <w:pPr>
+        <w:jc w:val="both"/>
+        <w:rPr>
+          <w:rFonts w:ascii="Times New Roman" w:hAnsi="Times New Roman" w:cs="Times New Roman"/>
+          <w:sz w:val="24"/>
+          <w:szCs w:val="24"/>
+        </w:rPr>
+      </w:pPr>
+    </w:p>
+    <w:p>
+      <w:pPr>
+        <w:rPr>
+          <w:rFonts w:ascii="Times New Roman" w:hAnsi="Times New Roman" w:cs="Times New Roman"/>
+          <w:b/>
+          <w:bCs/>
+          <w:sz w:val="24"/>
+          <w:szCs w:val="24"/>
+        </w:rPr>
+      </w:pPr>
+    </w:p>
+    <w:p>
+      <w:pPr>
+        <w:rPr>
+          <w:rFonts w:ascii="Times New Roman" w:hAnsi="Times New Roman" w:cs="Times New Roman"/>
+          <w:b/>
+          <w:bCs/>
+          <w:sz w:val="24"/>
+          <w:szCs w:val="24"/>
+        </w:rPr>
+      </w:pPr>
+      <w:r>
+        <w:rPr>
+          <w:rFonts w:ascii="Times New Roman" w:hAnsi="Times New Roman" w:cs="Times New Roman"/>
+          <w:b/>
+          <w:bCs/>
+          <w:sz w:val="24"/>
+          <w:szCs w:val="24"/>
+        </w:rPr>
+        <w:lastRenderedPageBreak/>
+        <w:t>Praktik 4</w:t>
+      </w:r>
+    </w:p>
+    <w:p>
+      <w:pPr>
+        <w:jc w:val="center"/>
+        <w:rPr>
+          <w:rFonts w:ascii="Times New Roman" w:hAnsi="Times New Roman" w:cs="Times New Roman"/>
+          <w:b/>
+          <w:bCs/>
+          <w:sz w:val="24"/>
+          <w:szCs w:val="24"/>
+        </w:rPr>
+      </w:pPr>
+      <w:r>
+        <w:rPr>
+          <w:rFonts w:ascii="Times New Roman" w:hAnsi="Times New Roman" w:cs="Times New Roman"/>
+          <w:b/>
+          <w:bCs/>
+          <w:noProof/>
+          <w:sz w:val="24"/>
+          <w:szCs w:val="24"/>
+        </w:rPr>
+        <w:drawing>
+          <wp:inline distT="0" distB="0" distL="0" distR="0" wp14:anchorId="73BE565B" wp14:editId="67203E08">
+            <wp:extent cx="4389120" cy="1824888"/>
+            <wp:effectExtent l="0" t="0" r="0" b="4445"/>
+            <wp:docPr id="1999637130" name="Picture 20"/>
+            <wp:cNvGraphicFramePr>
+              <a:graphicFrameLocks xmlns:a="http://schemas.openxmlformats.org/drawingml/2006/main" noChangeAspect="1"/>
+            </wp:cNvGraphicFramePr>
+            <a:graphic xmlns:a="http://schemas.openxmlformats.org/drawingml/2006/main">
+              <a:graphicData uri="http://schemas.openxmlformats.org/drawingml/2006/picture">
+                <pic:pic xmlns:pic="http://schemas.openxmlformats.org/drawingml/2006/picture">
+                  <pic:nvPicPr>
+                    <pic:cNvPr id="0" name="Picture 20"/>
+                    <pic:cNvPicPr>
+                      <a:picLocks noChangeAspect="1" noChangeArrowheads="1"/>
+                    </pic:cNvPicPr>
+                  </pic:nvPicPr>
+                  <pic:blipFill>
+                    <a:blip r:embed="rId18">
+                      <a:extLst>
+                        <a:ext uri="{28A0092B-C50C-407E-A947-70E740481C1C}">
+                          <a14:useLocalDpi xmlns:a14="http://schemas.microsoft.com/office/drawing/2010/main" val="0"/>
+                        </a:ext>
+                      </a:extLst>
+                    </a:blip>
+                    <a:srcRect/>
+                    <a:stretch>
+                      <a:fillRect/>
+                    </a:stretch>
+                  </pic:blipFill>
+                  <pic:spPr bwMode="auto">
+                    <a:xfrm>
+                      <a:off x="0" y="0"/>
+                      <a:ext cx="4400153" cy="1829475"/>
+                    </a:xfrm>
+                    <a:prstGeom prst="rect">
+                      <a:avLst/>
+                    </a:prstGeom>
+                    <a:noFill/>
+                    <a:ln>
+                      <a:noFill/>
+                    </a:ln>
+                  </pic:spPr>
+                </pic:pic>
+              </a:graphicData>
+            </a:graphic>
+          </wp:inline>
+        </w:drawing>
+      </w:r>
+      <w:r>
+        <w:rPr>
+          <w:rFonts w:ascii="Times New Roman" w:hAnsi="Times New Roman" w:cs="Times New Roman"/>
+          <w:b/>
+          <w:bCs/>
+          <w:noProof/>
+          <w:sz w:val="24"/>
+          <w:szCs w:val="24"/>
+        </w:rPr>
+        <w:drawing>
+          <wp:inline distT="0" distB="0" distL="0" distR="0" wp14:anchorId="74566228" wp14:editId="310081E2">
+            <wp:extent cx="5730240" cy="1371600"/>
+            <wp:effectExtent l="0" t="0" r="3810" b="0"/>
+            <wp:docPr id="1636329210" name="Picture 21"/>
+            <wp:cNvGraphicFramePr>
+              <a:graphicFrameLocks xmlns:a="http://schemas.openxmlformats.org/drawingml/2006/main" noChangeAspect="1"/>
+            </wp:cNvGraphicFramePr>
+            <a:graphic xmlns:a="http://schemas.openxmlformats.org/drawingml/2006/main">
+              <a:graphicData uri="http://schemas.openxmlformats.org/drawingml/2006/picture">
+                <pic:pic xmlns:pic="http://schemas.openxmlformats.org/drawingml/2006/picture">
+                  <pic:nvPicPr>
+                    <pic:cNvPr id="0" name="Picture 21"/>
+                    <pic:cNvPicPr>
+                      <a:picLocks noChangeAspect="1" noChangeArrowheads="1"/>
+                    </pic:cNvPicPr>
+                  </pic:nvPicPr>
+                  <pic:blipFill>
+                    <a:blip r:embed="rId19">
+                      <a:extLst>
+                        <a:ext uri="{28A0092B-C50C-407E-A947-70E740481C1C}">
+                          <a14:useLocalDpi xmlns:a14="http://schemas.microsoft.com/office/drawing/2010/main" val="0"/>
+                        </a:ext>
+                      </a:extLst>
+                    </a:blip>
+                    <a:srcRect/>
+                    <a:stretch>
+                      <a:fillRect/>
+                    </a:stretch>
+                  </pic:blipFill>
+                  <pic:spPr bwMode="auto">
+                    <a:xfrm>
+                      <a:off x="0" y="0"/>
+                      <a:ext cx="5730240" cy="1371600"/>
+                    </a:xfrm>
+                    <a:prstGeom prst="rect">
+                      <a:avLst/>
+                    </a:prstGeom>
+                    <a:noFill/>
+                    <a:ln>
+                      <a:noFill/>
+                    </a:ln>
+                  </pic:spPr>
+                </pic:pic>
+              </a:graphicData>
+            </a:graphic>
+          </wp:inline>
+        </w:drawing>
+      </w:r>
+      <w:r>
+        <w:rPr>
+          <w:rFonts w:ascii="Times New Roman" w:hAnsi="Times New Roman" w:cs="Times New Roman"/>
+          <w:b/>
+          <w:bCs/>
+          <w:noProof/>
+          <w:sz w:val="24"/>
+          <w:szCs w:val="24"/>
+        </w:rPr>
+        <w:drawing>
+          <wp:inline distT="0" distB="0" distL="0" distR="0" wp14:anchorId="7B837D8F" wp14:editId="446F4CA5">
+            <wp:extent cx="3810000" cy="2330585"/>
+            <wp:effectExtent l="0" t="0" r="0" b="0"/>
+            <wp:docPr id="1149478200" name="Picture 22"/>
+            <wp:cNvGraphicFramePr>
+              <a:graphicFrameLocks xmlns:a="http://schemas.openxmlformats.org/drawingml/2006/main" noChangeAspect="1"/>
+            </wp:cNvGraphicFramePr>
+            <a:graphic xmlns:a="http://schemas.openxmlformats.org/drawingml/2006/main">
+              <a:graphicData uri="http://schemas.openxmlformats.org/drawingml/2006/picture">
+                <pic:pic xmlns:pic="http://schemas.openxmlformats.org/drawingml/2006/picture">
+                  <pic:nvPicPr>
+                    <pic:cNvPr id="0" name="Picture 22"/>
+                    <pic:cNvPicPr>
+                      <a:picLocks noChangeAspect="1" noChangeArrowheads="1"/>
+                    </pic:cNvPicPr>
+                  </pic:nvPicPr>
+                  <pic:blipFill>
+                    <a:blip r:embed="rId20">
+                      <a:extLst>
+                        <a:ext uri="{28A0092B-C50C-407E-A947-70E740481C1C}">
+                          <a14:useLocalDpi xmlns:a14="http://schemas.microsoft.com/office/drawing/2010/main" val="0"/>
+                        </a:ext>
+                      </a:extLst>
+                    </a:blip>
+                    <a:srcRect/>
+                    <a:stretch>
+                      <a:fillRect/>
+                    </a:stretch>
+                  </pic:blipFill>
+                  <pic:spPr bwMode="auto">
+                    <a:xfrm>
+                      <a:off x="0" y="0"/>
+                      <a:ext cx="3811095" cy="2331255"/>
+                    </a:xfrm>
+                    <a:prstGeom prst="rect">
+                      <a:avLst/>
+                    </a:prstGeom>
+                    <a:noFill/>
+                    <a:ln>
+                      <a:noFill/>
+                    </a:ln>
+                  </pic:spPr>
+                </pic:pic>
+              </a:graphicData>
+            </a:graphic>
+          </wp:inline>
+        </w:drawing>
+      </w:r>
+    </w:p>
+    <w:p>
+      <w:pPr>
+        <w:jc w:val="center"/>
+        <w:rPr>
+          <w:rFonts w:ascii="Times New Roman" w:hAnsi="Times New Roman" w:cs="Times New Roman"/>
+          <w:b/>
+          <w:bCs/>
+          <w:sz w:val="24"/>
+          <w:szCs w:val="24"/>
+        </w:rPr>
+      </w:pPr>
+      <w:r>
+        <w:rPr>
+          <w:rFonts w:ascii="Times New Roman" w:hAnsi="Times New Roman" w:cs="Times New Roman"/>
+          <w:b/>
+          <w:bCs/>
+          <w:noProof/>
+          <w:sz w:val="24"/>
+          <w:szCs w:val="24"/>
+        </w:rPr>
+        <w:lastRenderedPageBreak/>
+        <w:drawing>
+          <wp:inline distT="0" distB="0" distL="0" distR="0" wp14:anchorId="64185D5C" wp14:editId="1D947C3E">
+            <wp:extent cx="3771900" cy="3761855"/>
+            <wp:effectExtent l="0" t="0" r="0" b="0"/>
+            <wp:docPr id="1095422293" name="Picture 17"/>
+            <wp:cNvGraphicFramePr>
+              <a:graphicFrameLocks xmlns:a="http://schemas.openxmlformats.org/drawingml/2006/main" noChangeAspect="1"/>
+            </wp:cNvGraphicFramePr>
+            <a:graphic xmlns:a="http://schemas.openxmlformats.org/drawingml/2006/main">
+              <a:graphicData uri="http://schemas.openxmlformats.org/drawingml/2006/picture">
+                <pic:pic xmlns:pic="http://schemas.openxmlformats.org/drawingml/2006/picture">
+                  <pic:nvPicPr>
+                    <pic:cNvPr id="0" name="Picture 17"/>
+                    <pic:cNvPicPr>
+                      <a:picLocks noChangeAspect="1" noChangeArrowheads="1"/>
+                    </pic:cNvPicPr>
+                  </pic:nvPicPr>
+                  <pic:blipFill>
+                    <a:blip r:embed="rId21" cstate="print">
+                      <a:extLst>
+                        <a:ext uri="{28A0092B-C50C-407E-A947-70E740481C1C}">
+                          <a14:useLocalDpi xmlns:a14="http://schemas.microsoft.com/office/drawing/2010/main" val="0"/>
+                        </a:ext>
+                      </a:extLst>
+                    </a:blip>
+                    <a:srcRect/>
+                    <a:stretch>
+                      <a:fillRect/>
+                    </a:stretch>
+                  </pic:blipFill>
+                  <pic:spPr bwMode="auto">
+                    <a:xfrm>
+                      <a:off x="0" y="0"/>
+                      <a:ext cx="3775183" cy="3765129"/>
+                    </a:xfrm>
+                    <a:prstGeom prst="rect">
+                      <a:avLst/>
+                    </a:prstGeom>
+                    <a:noFill/>
+                    <a:ln>
+                      <a:noFill/>
+                    </a:ln>
+                  </pic:spPr>
+                </pic:pic>
+              </a:graphicData>
+            </a:graphic>
+          </wp:inline>
+        </w:drawing>
+      </w:r>
+    </w:p>
+    <w:p>
+      <w:pPr>
+        <w:jc w:val="center"/>
+        <w:rPr>
+          <w:rFonts w:ascii="Times New Roman" w:hAnsi="Times New Roman" w:cs="Times New Roman"/>
+          <w:b/>
+          <w:bCs/>
+          <w:sz w:val="24"/>
+          <w:szCs w:val="24"/>
+        </w:rPr>
+      </w:pPr>
+      <w:r>
+        <w:rPr>
+          <w:rFonts w:ascii="Times New Roman" w:hAnsi="Times New Roman" w:cs="Times New Roman"/>
+          <w:b/>
+          <w:bCs/>
+          <w:noProof/>
+          <w:sz w:val="24"/>
+          <w:szCs w:val="24"/>
+        </w:rPr>
+        <w:drawing>
+          <wp:inline distT="0" distB="0" distL="0" distR="0" wp14:anchorId="5ED716FA" wp14:editId="1B1E585D">
+            <wp:extent cx="4221480" cy="1842938"/>
+            <wp:effectExtent l="0" t="0" r="7620" b="5080"/>
+            <wp:docPr id="514513039" name="Picture 16"/>
+            <wp:cNvGraphicFramePr>
+              <a:graphicFrameLocks xmlns:a="http://schemas.openxmlformats.org/drawingml/2006/main" noChangeAspect="1"/>
+            </wp:cNvGraphicFramePr>
+            <a:graphic xmlns:a="http://schemas.openxmlformats.org/drawingml/2006/main">
+              <a:graphicData uri="http://schemas.openxmlformats.org/drawingml/2006/picture">
+                <pic:pic xmlns:pic="http://schemas.openxmlformats.org/drawingml/2006/picture">
+                  <pic:nvPicPr>
+                    <pic:cNvPr id="0" name="Picture 16"/>
+                    <pic:cNvPicPr>
+                      <a:picLocks noChangeAspect="1" noChangeArrowheads="1"/>
+                    </pic:cNvPicPr>
+                  </pic:nvPicPr>
+                  <pic:blipFill>
+                    <a:blip r:embed="rId22">
+                      <a:extLst>
+                        <a:ext uri="{28A0092B-C50C-407E-A947-70E740481C1C}">
+                          <a14:useLocalDpi xmlns:a14="http://schemas.microsoft.com/office/drawing/2010/main" val="0"/>
+                        </a:ext>
+                      </a:extLst>
+                    </a:blip>
+                    <a:srcRect/>
+                    <a:stretch>
+                      <a:fillRect/>
+                    </a:stretch>
+                  </pic:blipFill>
+                  <pic:spPr bwMode="auto">
+                    <a:xfrm>
+                      <a:off x="0" y="0"/>
+                      <a:ext cx="4230579" cy="1846910"/>
+                    </a:xfrm>
+                    <a:prstGeom prst="rect">
+                      <a:avLst/>
+                    </a:prstGeom>
+                    <a:noFill/>
+                    <a:ln>
+                      <a:noFill/>
+                    </a:ln>
+                  </pic:spPr>
+                </pic:pic>
+              </a:graphicData>
+            </a:graphic>
+          </wp:inline>
+        </w:drawing>
+      </w:r>
+    </w:p>
+    <w:p>
+      <w:pPr>
+        <w:jc w:val="center"/>
+        <w:rPr>
+          <w:rFonts w:ascii="Times New Roman" w:hAnsi="Times New Roman" w:cs="Times New Roman"/>
+          <w:b/>
+          <w:bCs/>
+          <w:sz w:val="24"/>
+          <w:szCs w:val="24"/>
+        </w:rPr>
+      </w:pPr>
+    </w:p>
+    <w:p>
+      <w:pPr>
+        <w:jc w:val="both"/>
+        <w:rPr>
+          <w:rFonts w:ascii="Times New Roman" w:hAnsi="Times New Roman" w:cs="Times New Roman"/>
+          <w:sz w:val="24"/>
+          <w:szCs w:val="24"/>
+        </w:rPr>
+      </w:pPr>
+      <w:r>
+        <w:rPr>
+          <w:rFonts w:ascii="Times New Roman" w:hAnsi="Times New Roman" w:cs="Times New Roman"/>
+          <w:b/>
+          <w:bCs/>
+          <w:sz w:val="24"/>
+          <w:szCs w:val="24"/>
+        </w:rPr>
+        <w:t xml:space="preserve">Pembahasan : </w:t>
+      </w:r>
+      <w:r>
+        <w:rPr>
+          <w:rFonts w:ascii="Times New Roman" w:hAnsi="Times New Roman" w:cs="Times New Roman"/>
+          <w:sz w:val="24"/>
+          <w:szCs w:val="24"/>
+        </w:rPr>
+        <w:t>Program praktik 4 adalah versi kedua dari praktik 3 yang memisahkan koneksi database ke file tersendiri yaitu connect.php. File connect.php hanya berisi perintah mysqli_connect dan mysqli_select_db sehingga bisa digunakan ulang oleh file lain. File praktik_4.php menggunakan include 'connect.php' di bagian atas untuk mengambil koneksi dari file tersebut, sehingga variabel $id hasil koneksi di connect.php langsung tersedia dan bisa digunakan untuk mysqli_query($id, $StrSQL). Selain penggunaan include ini seluruh logika program identik dengan praktik 3.</w:t>
+      </w:r>
+    </w:p>
+    <w:p>
+      <w:pPr>
+        <w:jc w:val="center"/>
+        <w:rPr>
+          <w:rFonts w:ascii="Times New Roman" w:hAnsi="Times New Roman" w:cs="Times New Roman"/>
+          <w:b/>
+          <w:bCs/>
+          <w:sz w:val="24"/>
+          <w:szCs w:val="24"/>
+        </w:rPr>
+      </w:pPr>
+    </w:p>
+    <w:p>
+      <w:pPr>
+        <w:rPr>
+          <w:rFonts w:ascii="Times New Roman" w:hAnsi="Times New Roman" w:cs="Times New Roman"/>
+          <w:b/>
+          <w:bCs/>
+          <w:sz w:val="24"/>
+          <w:szCs w:val="24"/>
+        </w:rPr>
+      </w:pPr>
+    </w:p>
+    <w:p>
+      <w:pPr>
+        <w:rPr>
+          <w:rFonts w:ascii="Times New Roman" w:hAnsi="Times New Roman" w:cs="Times New Roman"/>
+          <w:b/>
+          <w:bCs/>
+          <w:sz w:val="24"/>
+          <w:szCs w:val="24"/>
+        </w:rPr>
+      </w:pPr>
+    </w:p>
+    <w:p>
+      <w:pPr>
+        <w:rPr>
+          <w:rFonts w:ascii="Times New Roman" w:hAnsi="Times New Roman" w:cs="Times New Roman"/>
+          <w:b/>
+          <w:bCs/>
+          <w:sz w:val="24"/>
+          <w:szCs w:val="24"/>
+        </w:rPr>
+      </w:pPr>
+      <w:r>
+        <w:rPr>
+          <w:rFonts w:ascii="Times New Roman" w:hAnsi="Times New Roman" w:cs="Times New Roman"/>
+          <w:b/>
+          <w:bCs/>
+          <w:sz w:val="24"/>
+          <w:szCs w:val="24"/>
+        </w:rPr>
+        <w:lastRenderedPageBreak/>
+        <w:t>Praktik 5</w:t>
+      </w:r>
+    </w:p>
+    <w:p>
+      <w:pPr>
+        <w:ind w:left="720"/>
+        <w:rPr>
+          <w:rFonts w:ascii="Times New Roman" w:hAnsi="Times New Roman" w:cs="Times New Roman"/>
+          <w:b/>
+          <w:bCs/>
+          <w:sz w:val="24"/>
+          <w:szCs w:val="24"/>
+        </w:rPr>
+      </w:pPr>
+    </w:p>
+    <w:p>
+      <w:pPr>
+        <w:jc w:val="center"/>
+        <w:rPr>
+          <w:rFonts w:ascii="Times New Roman" w:hAnsi="Times New Roman" w:cs="Times New Roman"/>
+          <w:b/>
+          <w:bCs/>
+          <w:sz w:val="24"/>
+          <w:szCs w:val="24"/>
+        </w:rPr>
+      </w:pPr>
+      <w:r>
+        <w:rPr>
+          <w:rFonts w:ascii="Times New Roman" w:hAnsi="Times New Roman" w:cs="Times New Roman"/>
+          <w:b/>
+          <w:bCs/>
+          <w:noProof/>
+          <w:sz w:val="24"/>
+          <w:szCs w:val="24"/>
+        </w:rPr>
+        <w:drawing>
+          <wp:inline distT="0" distB="0" distL="0" distR="0" wp14:anchorId="21293288" wp14:editId="0054E6F7">
+            <wp:extent cx="3611880" cy="2209395"/>
+            <wp:effectExtent l="0" t="0" r="7620" b="635"/>
+            <wp:docPr id="540895973" name="Picture 23"/>
+            <wp:cNvGraphicFramePr>
+              <a:graphicFrameLocks xmlns:a="http://schemas.openxmlformats.org/drawingml/2006/main" noChangeAspect="1"/>
+            </wp:cNvGraphicFramePr>
+            <a:graphic xmlns:a="http://schemas.openxmlformats.org/drawingml/2006/main">
+              <a:graphicData uri="http://schemas.openxmlformats.org/drawingml/2006/picture">
+                <pic:pic xmlns:pic="http://schemas.openxmlformats.org/drawingml/2006/picture">
+                  <pic:nvPicPr>
+                    <pic:cNvPr id="0" name="Picture 23"/>
+                    <pic:cNvPicPr>
+                      <a:picLocks noChangeAspect="1" noChangeArrowheads="1"/>
+                    </pic:cNvPicPr>
+                  </pic:nvPicPr>
+                  <pic:blipFill>
+                    <a:blip r:embed="rId20">
+                      <a:extLst>
+                        <a:ext uri="{28A0092B-C50C-407E-A947-70E740481C1C}">
+                          <a14:useLocalDpi xmlns:a14="http://schemas.microsoft.com/office/drawing/2010/main" val="0"/>
+                        </a:ext>
+                      </a:extLst>
+                    </a:blip>
+                    <a:srcRect/>
+                    <a:stretch>
+                      <a:fillRect/>
+                    </a:stretch>
+                  </pic:blipFill>
+                  <pic:spPr bwMode="auto">
+                    <a:xfrm>
+                      <a:off x="0" y="0"/>
+                      <a:ext cx="3614390" cy="2210930"/>
+                    </a:xfrm>
+                    <a:prstGeom prst="rect">
+                      <a:avLst/>
+                    </a:prstGeom>
+                    <a:noFill/>
+                    <a:ln>
+                      <a:noFill/>
+                    </a:ln>
+                  </pic:spPr>
+                </pic:pic>
+              </a:graphicData>
+            </a:graphic>
+          </wp:inline>
+        </w:drawing>
+      </w:r>
+    </w:p>
+    <w:p>
+      <w:pPr>
+        <w:rPr>
+          <w:rFonts w:ascii="Times New Roman" w:hAnsi="Times New Roman" w:cs="Times New Roman"/>
+          <w:b/>
+          <w:bCs/>
+          <w:sz w:val="24"/>
+          <w:szCs w:val="24"/>
+        </w:rPr>
+      </w:pPr>
+    </w:p>
+    <w:p>
+      <w:pPr>
+        <w:jc w:val="center"/>
+        <w:rPr>
+          <w:rFonts w:ascii="Times New Roman" w:hAnsi="Times New Roman" w:cs="Times New Roman"/>
+          <w:b/>
+          <w:bCs/>
+          <w:sz w:val="24"/>
+          <w:szCs w:val="24"/>
+        </w:rPr>
+      </w:pPr>
+      <w:r>
+        <w:rPr>
+          <w:rFonts w:ascii="Times New Roman" w:hAnsi="Times New Roman" w:cs="Times New Roman"/>
+          <w:b/>
+          <w:bCs/>
+          <w:noProof/>
+          <w:sz w:val="24"/>
+          <w:szCs w:val="24"/>
+        </w:rPr>
+        <w:drawing>
+          <wp:inline distT="0" distB="0" distL="0" distR="0" wp14:anchorId="25977A49" wp14:editId="045E8886">
+            <wp:extent cx="4566392" cy="5082540"/>
+            <wp:effectExtent l="0" t="0" r="5715" b="3810"/>
+            <wp:docPr id="43536941" name="Picture 18"/>
+            <wp:cNvGraphicFramePr>
+              <a:graphicFrameLocks xmlns:a="http://schemas.openxmlformats.org/drawingml/2006/main" noChangeAspect="1"/>
+            </wp:cNvGraphicFramePr>
+            <a:graphic xmlns:a="http://schemas.openxmlformats.org/drawingml/2006/main">
+              <a:graphicData uri="http://schemas.openxmlformats.org/drawingml/2006/picture">
+                <pic:pic xmlns:pic="http://schemas.openxmlformats.org/drawingml/2006/picture">
+                  <pic:nvPicPr>
+                    <pic:cNvPr id="0" name="Picture 18"/>
+                    <pic:cNvPicPr>
+                      <a:picLocks noChangeAspect="1" noChangeArrowheads="1"/>
+                    </pic:cNvPicPr>
+                  </pic:nvPicPr>
+                  <pic:blipFill>
+                    <a:blip r:embed="rId23">
+                      <a:extLst>
+                        <a:ext uri="{28A0092B-C50C-407E-A947-70E740481C1C}">
+                          <a14:useLocalDpi xmlns:a14="http://schemas.microsoft.com/office/drawing/2010/main" val="0"/>
+                        </a:ext>
+                      </a:extLst>
+                    </a:blip>
+                    <a:srcRect/>
+                    <a:stretch>
+                      <a:fillRect/>
+                    </a:stretch>
+                  </pic:blipFill>
+                  <pic:spPr bwMode="auto">
+                    <a:xfrm>
+                      <a:off x="0" y="0"/>
+                      <a:ext cx="4568671" cy="5085077"/>
+                    </a:xfrm>
+                    <a:prstGeom prst="rect">
+                      <a:avLst/>
+                    </a:prstGeom>
+                    <a:noFill/>
+                    <a:ln>
+                      <a:noFill/>
+                    </a:ln>
+                  </pic:spPr>
+                </pic:pic>
+              </a:graphicData>
+            </a:graphic>
+          </wp:inline>
+        </w:drawing>
+      </w:r>
+    </w:p>
+    <w:p>
+      <w:pPr>
+        <w:rPr>
+          <w:rFonts w:ascii="Times New Roman" w:hAnsi="Times New Roman" w:cs="Times New Roman"/>
+          <w:b/>
+          <w:bCs/>
+          <w:sz w:val="24"/>
+          <w:szCs w:val="24"/>
+        </w:rPr>
+      </w:pPr>
+    </w:p>
+    <w:p>
+      <w:pPr>
+        <w:jc w:val="both"/>
+        <w:rPr>
+          <w:rFonts w:ascii="Times New Roman" w:hAnsi="Times New Roman" w:cs="Times New Roman"/>
+          <w:sz w:val="24"/>
+          <w:szCs w:val="24"/>
+        </w:rPr>
+      </w:pPr>
+      <w:r>
+        <w:rPr>
+          <w:rFonts w:ascii="Times New Roman" w:hAnsi="Times New Roman" w:cs="Times New Roman"/>
+          <w:b/>
+          <w:bCs/>
+          <w:sz w:val="24"/>
+          <w:szCs w:val="24"/>
+        </w:rPr>
+        <w:lastRenderedPageBreak/>
+        <w:t xml:space="preserve">Pembahasan : </w:t>
+      </w:r>
+      <w:r>
+        <w:rPr>
+          <w:rFonts w:ascii="Times New Roman" w:hAnsi="Times New Roman" w:cs="Times New Roman"/>
+          <w:sz w:val="24"/>
+          <w:szCs w:val="24"/>
+        </w:rPr>
+        <w:t>rogram praktik 5 adalah program PHP untuk membaca dan menampilkan isi tabel category. Program menggunakan include 'connect.php' untuk koneksi database kemudian variabel $StrSQL diisi query SELECT code, category FROM category lalu dieksekusi dengan mysqli_query($id, $StrSQL). Hasil query ditampung di variabel $result kemudian diiterasi menggunakan while ($row = mysqli_fetch_row($result)) yang mengambil satu baris data setiap iterasinya ke variabel $row, dimana $row[0] berisi nilai kolom code dan $row[1] berisi nilai kolom category yang dicetak ke browser dipisahkan karakter |.</w:t>
+      </w:r>
+    </w:p>
+    <w:p>
+      <w:pPr>
+        <w:rPr>
+          <w:rFonts w:ascii="Times New Roman" w:hAnsi="Times New Roman" w:cs="Times New Roman"/>
+          <w:b/>
+          <w:bCs/>
+          <w:sz w:val="24"/>
+          <w:szCs w:val="24"/>
+        </w:rPr>
+      </w:pPr>
+      <w:r>
+        <w:rPr>
+          <w:rFonts w:ascii="Times New Roman" w:hAnsi="Times New Roman" w:cs="Times New Roman"/>
+          <w:b/>
+          <w:bCs/>
+          <w:sz w:val="24"/>
+          <w:szCs w:val="24"/>
+        </w:rPr>
+        <w:t xml:space="preserve"> </w:t>
+      </w:r>
+    </w:p>
+    <w:p>
+      <w:pPr>
+        <w:rPr>
+          <w:rFonts w:ascii="Times New Roman" w:hAnsi="Times New Roman" w:cs="Times New Roman"/>
+          <w:b/>
+          <w:bCs/>
+          <w:sz w:val="24"/>
+          <w:szCs w:val="24"/>
+        </w:rPr>
+      </w:pPr>
+      <w:r>
+        <w:rPr>
+          <w:rFonts w:ascii="Times New Roman" w:hAnsi="Times New Roman" w:cs="Times New Roman"/>
+          <w:b/>
+          <w:bCs/>
+          <w:sz w:val="24"/>
+          <w:szCs w:val="24"/>
+        </w:rPr>
+        <w:t>LATIHAN</w:t>
+      </w:r>
+    </w:p>
+    <w:p>
+      <w:pPr>
+        <w:rPr>
+          <w:rFonts w:ascii="Times New Roman" w:hAnsi="Times New Roman" w:cs="Times New Roman"/>
+          <w:b/>
+          <w:bCs/>
+          <w:sz w:val="24"/>
+          <w:szCs w:val="24"/>
+        </w:rPr>
+      </w:pPr>
+      <w:r>
+        <w:rPr>
+          <w:rFonts w:ascii="Times New Roman" w:hAnsi="Times New Roman" w:cs="Times New Roman"/>
+          <w:b/>
+          <w:bCs/>
+          <w:sz w:val="24"/>
+          <w:szCs w:val="24"/>
+        </w:rPr>
+        <w:t>Latihan 1</w:t>
+      </w:r>
+    </w:p>
+    <w:p>
+      <w:pPr>
+        <w:rPr>
+          <w:rFonts w:ascii="Times New Roman" w:hAnsi="Times New Roman" w:cs="Times New Roman"/>
+          <w:b/>
+          <w:bCs/>
+          <w:sz w:val="24"/>
+          <w:szCs w:val="24"/>
+        </w:rPr>
+      </w:pPr>
+      <w:r>
+        <w:rPr>
+          <w:rFonts w:ascii="Times New Roman" w:hAnsi="Times New Roman" w:cs="Times New Roman"/>
+          <w:b/>
+          <w:bCs/>
+          <w:noProof/>
+          <w:sz w:val="24"/>
+          <w:szCs w:val="24"/>
+        </w:rPr>
+        <w:drawing>
+          <wp:inline distT="0" distB="0" distL="0" distR="0" wp14:anchorId="57492349" wp14:editId="2BDB90F2">
+            <wp:extent cx="5722620" cy="4739640"/>
+            <wp:effectExtent l="0" t="0" r="0" b="3810"/>
+            <wp:docPr id="640677239" name="Picture 19"/>
+            <wp:cNvGraphicFramePr>
+              <a:graphicFrameLocks xmlns:a="http://schemas.openxmlformats.org/drawingml/2006/main" noChangeAspect="1"/>
+            </wp:cNvGraphicFramePr>
+            <a:graphic xmlns:a="http://schemas.openxmlformats.org/drawingml/2006/main">
+              <a:graphicData uri="http://schemas.openxmlformats.org/drawingml/2006/picture">
+                <pic:pic xmlns:pic="http://schemas.openxmlformats.org/drawingml/2006/picture">
+                  <pic:nvPicPr>
+                    <pic:cNvPr id="0" name="Picture 19"/>
+                    <pic:cNvPicPr>
+                      <a:picLocks noChangeAspect="1" noChangeArrowheads="1"/>
+                    </pic:cNvPicPr>
+                  </pic:nvPicPr>
+                  <pic:blipFill>
+                    <a:blip r:embed="rId24">
+                      <a:extLst>
+                        <a:ext uri="{28A0092B-C50C-407E-A947-70E740481C1C}">
+                          <a14:useLocalDpi xmlns:a14="http://schemas.microsoft.com/office/drawing/2010/main" val="0"/>
+                        </a:ext>
+                      </a:extLst>
+                    </a:blip>
+                    <a:srcRect/>
+                    <a:stretch>
+                      <a:fillRect/>
+                    </a:stretch>
+                  </pic:blipFill>
+                  <pic:spPr bwMode="auto">
+                    <a:xfrm>
+                      <a:off x="0" y="0"/>
+                      <a:ext cx="5722620" cy="4739640"/>
+                    </a:xfrm>
+                    <a:prstGeom prst="rect">
+                      <a:avLst/>
+                    </a:prstGeom>
+                    <a:noFill/>
+                    <a:ln>
+                      <a:noFill/>
+                    </a:ln>
+                  </pic:spPr>
+                </pic:pic>
+              </a:graphicData>
+            </a:graphic>
+          </wp:inline>
+        </w:drawing>
+      </w:r>
+    </w:p>
+    <w:p>
+      <w:pPr>
+        <w:rPr>
+          <w:rFonts w:ascii="Times New Roman" w:hAnsi="Times New Roman" w:cs="Times New Roman"/>
+          <w:b/>
+          <w:bCs/>
+          <w:sz w:val="24"/>
+          <w:szCs w:val="24"/>
+        </w:rPr>
+      </w:pPr>
+    </w:p>
+    <w:p>
+      <w:pPr>
+        <w:jc w:val="center"/>
+        <w:rPr>
+          <w:rFonts w:ascii="Times New Roman" w:hAnsi="Times New Roman" w:cs="Times New Roman"/>
+          <w:b/>
+          <w:bCs/>
+          <w:sz w:val="24"/>
+          <w:szCs w:val="24"/>
+        </w:rPr>
+      </w:pPr>
+      <w:r>
+        <w:rPr>
+          <w:rFonts w:ascii="Times New Roman" w:hAnsi="Times New Roman" w:cs="Times New Roman"/>
+          <w:b/>
+          <w:bCs/>
+          <w:noProof/>
+          <w:sz w:val="24"/>
+          <w:szCs w:val="24"/>
+        </w:rPr>
+        <w:lastRenderedPageBreak/>
+        <w:drawing>
+          <wp:inline distT="0" distB="0" distL="0" distR="0" wp14:anchorId="21545D32" wp14:editId="11DA01CF">
+            <wp:extent cx="3581400" cy="1452563"/>
+            <wp:effectExtent l="0" t="0" r="0" b="0"/>
+            <wp:docPr id="911666847" name="Picture 24"/>
+            <wp:cNvGraphicFramePr>
+              <a:graphicFrameLocks xmlns:a="http://schemas.openxmlformats.org/drawingml/2006/main" noChangeAspect="1"/>
+            </wp:cNvGraphicFramePr>
+            <a:graphic xmlns:a="http://schemas.openxmlformats.org/drawingml/2006/main">
+              <a:graphicData uri="http://schemas.openxmlformats.org/drawingml/2006/picture">
+                <pic:pic xmlns:pic="http://schemas.openxmlformats.org/drawingml/2006/picture">
+                  <pic:nvPicPr>
+                    <pic:cNvPr id="0" name="Picture 24"/>
+                    <pic:cNvPicPr>
+                      <a:picLocks noChangeAspect="1" noChangeArrowheads="1"/>
+                    </pic:cNvPicPr>
+                  </pic:nvPicPr>
+                  <pic:blipFill>
+                    <a:blip r:embed="rId25">
+                      <a:extLst>
+                        <a:ext uri="{28A0092B-C50C-407E-A947-70E740481C1C}">
+                          <a14:useLocalDpi xmlns:a14="http://schemas.microsoft.com/office/drawing/2010/main" val="0"/>
+                        </a:ext>
+                      </a:extLst>
+                    </a:blip>
+                    <a:srcRect/>
+                    <a:stretch>
+                      <a:fillRect/>
+                    </a:stretch>
+                  </pic:blipFill>
+                  <pic:spPr bwMode="auto">
+                    <a:xfrm>
+                      <a:off x="0" y="0"/>
+                      <a:ext cx="3584996" cy="1454021"/>
+                    </a:xfrm>
+                    <a:prstGeom prst="rect">
+                      <a:avLst/>
+                    </a:prstGeom>
+                    <a:noFill/>
+                    <a:ln>
+                      <a:noFill/>
+                    </a:ln>
+                  </pic:spPr>
+                </pic:pic>
+              </a:graphicData>
+            </a:graphic>
+          </wp:inline>
+        </w:drawing>
+      </w:r>
+      <w:r>
+        <w:rPr>
+          <w:rFonts w:ascii="Times New Roman" w:hAnsi="Times New Roman" w:cs="Times New Roman"/>
+          <w:b/>
+          <w:bCs/>
+          <w:noProof/>
+          <w:sz w:val="24"/>
+          <w:szCs w:val="24"/>
+        </w:rPr>
+        <w:drawing>
+          <wp:inline distT="0" distB="0" distL="0" distR="0" wp14:anchorId="4B5BCC92" wp14:editId="1BC3EB90">
+            <wp:extent cx="5730240" cy="1493520"/>
+            <wp:effectExtent l="0" t="0" r="3810" b="0"/>
+            <wp:docPr id="1222070364" name="Picture 25"/>
+            <wp:cNvGraphicFramePr>
+              <a:graphicFrameLocks xmlns:a="http://schemas.openxmlformats.org/drawingml/2006/main" noChangeAspect="1"/>
+            </wp:cNvGraphicFramePr>
+            <a:graphic xmlns:a="http://schemas.openxmlformats.org/drawingml/2006/main">
+              <a:graphicData uri="http://schemas.openxmlformats.org/drawingml/2006/picture">
+                <pic:pic xmlns:pic="http://schemas.openxmlformats.org/drawingml/2006/picture">
+                  <pic:nvPicPr>
+                    <pic:cNvPr id="0" name="Picture 25"/>
+                    <pic:cNvPicPr>
+                      <a:picLocks noChangeAspect="1" noChangeArrowheads="1"/>
+                    </pic:cNvPicPr>
+                  </pic:nvPicPr>
+                  <pic:blipFill>
+                    <a:blip r:embed="rId26">
+                      <a:extLst>
+                        <a:ext uri="{28A0092B-C50C-407E-A947-70E740481C1C}">
+                          <a14:useLocalDpi xmlns:a14="http://schemas.microsoft.com/office/drawing/2010/main" val="0"/>
+                        </a:ext>
+                      </a:extLst>
+                    </a:blip>
+                    <a:srcRect/>
+                    <a:stretch>
+                      <a:fillRect/>
+                    </a:stretch>
+                  </pic:blipFill>
+                  <pic:spPr bwMode="auto">
+                    <a:xfrm>
+                      <a:off x="0" y="0"/>
+                      <a:ext cx="5730240" cy="1493520"/>
+                    </a:xfrm>
+                    <a:prstGeom prst="rect">
+                      <a:avLst/>
+                    </a:prstGeom>
+                    <a:noFill/>
+                    <a:ln>
+                      <a:noFill/>
+                    </a:ln>
+                  </pic:spPr>
+                </pic:pic>
+              </a:graphicData>
+            </a:graphic>
+          </wp:inline>
+        </w:drawing>
+      </w:r>
+      <w:r>
+        <w:rPr>
+          <w:rFonts w:ascii="Times New Roman" w:hAnsi="Times New Roman" w:cs="Times New Roman"/>
+          <w:b/>
+          <w:bCs/>
+          <w:noProof/>
+          <w:sz w:val="24"/>
+          <w:szCs w:val="24"/>
+        </w:rPr>
+        <w:drawing>
+          <wp:inline distT="0" distB="0" distL="0" distR="0" wp14:anchorId="4630A3B7" wp14:editId="2923ABC1">
+            <wp:extent cx="4015740" cy="2032323"/>
+            <wp:effectExtent l="0" t="0" r="3810" b="6350"/>
+            <wp:docPr id="1690670479" name="Picture 26"/>
+            <wp:cNvGraphicFramePr>
+              <a:graphicFrameLocks xmlns:a="http://schemas.openxmlformats.org/drawingml/2006/main" noChangeAspect="1"/>
+            </wp:cNvGraphicFramePr>
+            <a:graphic xmlns:a="http://schemas.openxmlformats.org/drawingml/2006/main">
+              <a:graphicData uri="http://schemas.openxmlformats.org/drawingml/2006/picture">
+                <pic:pic xmlns:pic="http://schemas.openxmlformats.org/drawingml/2006/picture">
+                  <pic:nvPicPr>
+                    <pic:cNvPr id="0" name="Picture 26"/>
+                    <pic:cNvPicPr>
+                      <a:picLocks noChangeAspect="1" noChangeArrowheads="1"/>
+                    </pic:cNvPicPr>
+                  </pic:nvPicPr>
+                  <pic:blipFill>
+                    <a:blip r:embed="rId27">
+                      <a:extLst>
+                        <a:ext uri="{28A0092B-C50C-407E-A947-70E740481C1C}">
+                          <a14:useLocalDpi xmlns:a14="http://schemas.microsoft.com/office/drawing/2010/main" val="0"/>
+                        </a:ext>
+                      </a:extLst>
+                    </a:blip>
+                    <a:srcRect/>
+                    <a:stretch>
+                      <a:fillRect/>
+                    </a:stretch>
+                  </pic:blipFill>
+                  <pic:spPr bwMode="auto">
+                    <a:xfrm>
+                      <a:off x="0" y="0"/>
+                      <a:ext cx="4018467" cy="2033703"/>
+                    </a:xfrm>
+                    <a:prstGeom prst="rect">
+                      <a:avLst/>
+                    </a:prstGeom>
+                    <a:noFill/>
+                    <a:ln>
+                      <a:noFill/>
+                    </a:ln>
+                  </pic:spPr>
+                </pic:pic>
+              </a:graphicData>
+            </a:graphic>
+          </wp:inline>
+        </w:drawing>
+      </w:r>
+    </w:p>
+    <w:p>
+      <w:pPr>
+        <w:jc w:val="both"/>
+        <w:rPr>
+          <w:rFonts w:ascii="Times New Roman" w:hAnsi="Times New Roman" w:cs="Times New Roman"/>
+          <w:sz w:val="24"/>
+          <w:szCs w:val="24"/>
+        </w:rPr>
+      </w:pPr>
+      <w:r>
+        <w:rPr>
+          <w:rFonts w:ascii="Times New Roman" w:hAnsi="Times New Roman" w:cs="Times New Roman"/>
+          <w:b/>
+          <w:bCs/>
+          <w:sz w:val="24"/>
+          <w:szCs w:val="24"/>
+        </w:rPr>
+        <w:t xml:space="preserve">Pembahasan </w:t>
+      </w:r>
+      <w:r>
+        <w:rPr>
+          <w:rFonts w:ascii="Times New Roman" w:hAnsi="Times New Roman" w:cs="Times New Roman"/>
+          <w:sz w:val="24"/>
+          <w:szCs w:val="24"/>
+        </w:rPr>
+        <w:t xml:space="preserve">: </w:t>
+      </w:r>
+      <w:r>
+        <w:rPr>
+          <w:rFonts w:ascii="Times New Roman" w:hAnsi="Times New Roman" w:cs="Times New Roman"/>
+          <w:sz w:val="24"/>
+          <w:szCs w:val="24"/>
+        </w:rPr>
+        <w:t>Latihan 1 mengubah program input category menjadi menggunakan metode GET. Perubahannya terletak pada atribut method="GET" di tag form dan penggunaan $_GET['save_button'] serta $_GET['category'] sebagai pengganti $_POST, sehingga data yang dikirim akan terlihat di URL browser.</w:t>
+      </w:r>
+    </w:p>
+    <w:p>
+      <w:pPr>
+        <w:rPr>
+          <w:rFonts w:ascii="Times New Roman" w:hAnsi="Times New Roman" w:cs="Times New Roman"/>
+          <w:b/>
+          <w:bCs/>
+          <w:sz w:val="24"/>
+          <w:szCs w:val="24"/>
+        </w:rPr>
+      </w:pPr>
+    </w:p>
+    <w:p>
+      <w:pPr>
+        <w:rPr>
+          <w:rFonts w:ascii="Times New Roman" w:hAnsi="Times New Roman" w:cs="Times New Roman"/>
+          <w:b/>
+          <w:bCs/>
+          <w:sz w:val="24"/>
+          <w:szCs w:val="24"/>
+        </w:rPr>
+      </w:pPr>
+      <w:r>
+        <w:rPr>
+          <w:rFonts w:ascii="Times New Roman" w:hAnsi="Times New Roman" w:cs="Times New Roman"/>
+          <w:b/>
+          <w:bCs/>
+          <w:sz w:val="24"/>
+          <w:szCs w:val="24"/>
+        </w:rPr>
+        <w:t>Latihan 2</w:t>
+      </w:r>
+    </w:p>
+    <w:p>
+      <w:pPr>
+        <w:jc w:val="center"/>
+        <w:rPr>
+          <w:rFonts w:ascii="Times New Roman" w:hAnsi="Times New Roman" w:cs="Times New Roman"/>
+          <w:b/>
+          <w:bCs/>
+          <w:sz w:val="24"/>
+          <w:szCs w:val="24"/>
+        </w:rPr>
+      </w:pPr>
+      <w:r>
+        <w:rPr>
+          <w:rFonts w:ascii="Times New Roman" w:hAnsi="Times New Roman" w:cs="Times New Roman"/>
+          <w:b/>
+          <w:bCs/>
+          <w:noProof/>
+          <w:sz w:val="24"/>
+          <w:szCs w:val="24"/>
+        </w:rPr>
+        <w:drawing>
+          <wp:inline distT="0" distB="0" distL="0" distR="0" wp14:anchorId="1699ADF6" wp14:editId="2F422266">
+            <wp:extent cx="4076700" cy="1555868"/>
+            <wp:effectExtent l="0" t="0" r="0" b="6350"/>
+            <wp:docPr id="1886214283" name="Picture 36"/>
+            <wp:cNvGraphicFramePr>
+              <a:graphicFrameLocks xmlns:a="http://schemas.openxmlformats.org/drawingml/2006/main" noChangeAspect="1"/>
+            </wp:cNvGraphicFramePr>
+            <a:graphic xmlns:a="http://schemas.openxmlformats.org/drawingml/2006/main">
+              <a:graphicData uri="http://schemas.openxmlformats.org/drawingml/2006/picture">
+                <pic:pic xmlns:pic="http://schemas.openxmlformats.org/drawingml/2006/picture">
+                  <pic:nvPicPr>
+                    <pic:cNvPr id="0" name="Picture 36"/>
+                    <pic:cNvPicPr>
+                      <a:picLocks noChangeAspect="1" noChangeArrowheads="1"/>
+                    </pic:cNvPicPr>
+                  </pic:nvPicPr>
+                  <pic:blipFill>
+                    <a:blip r:embed="rId28">
+                      <a:extLst>
+                        <a:ext uri="{28A0092B-C50C-407E-A947-70E740481C1C}">
+                          <a14:useLocalDpi xmlns:a14="http://schemas.microsoft.com/office/drawing/2010/main" val="0"/>
+                        </a:ext>
+                      </a:extLst>
+                    </a:blip>
+                    <a:srcRect/>
+                    <a:stretch>
+                      <a:fillRect/>
+                    </a:stretch>
+                  </pic:blipFill>
+                  <pic:spPr bwMode="auto">
+                    <a:xfrm>
+                      <a:off x="0" y="0"/>
+                      <a:ext cx="4079734" cy="1557026"/>
+                    </a:xfrm>
+                    <a:prstGeom prst="rect">
+                      <a:avLst/>
+                    </a:prstGeom>
+                    <a:noFill/>
+                    <a:ln>
+                      <a:noFill/>
+                    </a:ln>
+                  </pic:spPr>
+                </pic:pic>
+              </a:graphicData>
+            </a:graphic>
+          </wp:inline>
+        </w:drawing>
+      </w:r>
+    </w:p>
+    <w:p>
+      <w:pPr>
+        <w:jc w:val="center"/>
+        <w:rPr>
+          <w:rFonts w:ascii="Times New Roman" w:hAnsi="Times New Roman" w:cs="Times New Roman"/>
+          <w:b/>
+          <w:bCs/>
+          <w:sz w:val="24"/>
+          <w:szCs w:val="24"/>
+        </w:rPr>
+      </w:pPr>
+      <w:r>
+        <w:rPr>
+          <w:rFonts w:ascii="Times New Roman" w:hAnsi="Times New Roman" w:cs="Times New Roman"/>
+          <w:b/>
+          <w:bCs/>
+          <w:noProof/>
+          <w:sz w:val="24"/>
+          <w:szCs w:val="24"/>
+        </w:rPr>
+        <w:lastRenderedPageBreak/>
+        <w:drawing>
+          <wp:inline distT="0" distB="0" distL="0" distR="0" wp14:anchorId="1FA5417C" wp14:editId="00F1F442">
+            <wp:extent cx="4238980" cy="1371600"/>
+            <wp:effectExtent l="0" t="0" r="9525" b="0"/>
+            <wp:docPr id="925422459" name="Picture 37"/>
+            <wp:cNvGraphicFramePr>
+              <a:graphicFrameLocks xmlns:a="http://schemas.openxmlformats.org/drawingml/2006/main" noChangeAspect="1"/>
+            </wp:cNvGraphicFramePr>
+            <a:graphic xmlns:a="http://schemas.openxmlformats.org/drawingml/2006/main">
+              <a:graphicData uri="http://schemas.openxmlformats.org/drawingml/2006/picture">
+                <pic:pic xmlns:pic="http://schemas.openxmlformats.org/drawingml/2006/picture">
+                  <pic:nvPicPr>
+                    <pic:cNvPr id="0" name="Picture 37"/>
+                    <pic:cNvPicPr>
+                      <a:picLocks noChangeAspect="1" noChangeArrowheads="1"/>
+                    </pic:cNvPicPr>
+                  </pic:nvPicPr>
+                  <pic:blipFill>
+                    <a:blip r:embed="rId29">
+                      <a:extLst>
+                        <a:ext uri="{28A0092B-C50C-407E-A947-70E740481C1C}">
+                          <a14:useLocalDpi xmlns:a14="http://schemas.microsoft.com/office/drawing/2010/main" val="0"/>
+                        </a:ext>
+                      </a:extLst>
+                    </a:blip>
+                    <a:srcRect/>
+                    <a:stretch>
+                      <a:fillRect/>
+                    </a:stretch>
+                  </pic:blipFill>
+                  <pic:spPr bwMode="auto">
+                    <a:xfrm>
+                      <a:off x="0" y="0"/>
+                      <a:ext cx="4249992" cy="1375163"/>
+                    </a:xfrm>
+                    <a:prstGeom prst="rect">
+                      <a:avLst/>
+                    </a:prstGeom>
+                    <a:noFill/>
+                    <a:ln>
+                      <a:noFill/>
+                    </a:ln>
+                  </pic:spPr>
+                </pic:pic>
+              </a:graphicData>
+            </a:graphic>
+          </wp:inline>
+        </w:drawing>
+      </w:r>
+    </w:p>
+    <w:p>
+      <w:pPr>
+        <w:rPr>
+          <w:rFonts w:ascii="Times New Roman" w:hAnsi="Times New Roman" w:cs="Times New Roman"/>
+          <w:b/>
+          <w:bCs/>
+          <w:sz w:val="24"/>
+          <w:szCs w:val="24"/>
+        </w:rPr>
+      </w:pPr>
+      <w:r>
+        <w:rPr>
+          <w:rFonts w:ascii="Times New Roman" w:hAnsi="Times New Roman" w:cs="Times New Roman"/>
+          <w:b/>
+          <w:bCs/>
+          <w:noProof/>
+          <w:sz w:val="24"/>
+          <w:szCs w:val="24"/>
+        </w:rPr>
+        <w:drawing>
+          <wp:inline distT="0" distB="0" distL="0" distR="0" wp14:anchorId="76B6ABA3" wp14:editId="58E38021">
+            <wp:extent cx="5722620" cy="3596640"/>
+            <wp:effectExtent l="0" t="0" r="0" b="3810"/>
+            <wp:docPr id="1531212993" name="Picture 34"/>
+            <wp:cNvGraphicFramePr>
+              <a:graphicFrameLocks xmlns:a="http://schemas.openxmlformats.org/drawingml/2006/main" noChangeAspect="1"/>
+            </wp:cNvGraphicFramePr>
+            <a:graphic xmlns:a="http://schemas.openxmlformats.org/drawingml/2006/main">
+              <a:graphicData uri="http://schemas.openxmlformats.org/drawingml/2006/picture">
+                <pic:pic xmlns:pic="http://schemas.openxmlformats.org/drawingml/2006/picture">
+                  <pic:nvPicPr>
+                    <pic:cNvPr id="0" name="Picture 34"/>
+                    <pic:cNvPicPr>
+                      <a:picLocks noChangeAspect="1" noChangeArrowheads="1"/>
+                    </pic:cNvPicPr>
+                  </pic:nvPicPr>
+                  <pic:blipFill>
+                    <a:blip r:embed="rId30">
+                      <a:extLst>
+                        <a:ext uri="{28A0092B-C50C-407E-A947-70E740481C1C}">
+                          <a14:useLocalDpi xmlns:a14="http://schemas.microsoft.com/office/drawing/2010/main" val="0"/>
+                        </a:ext>
+                      </a:extLst>
+                    </a:blip>
+                    <a:srcRect/>
+                    <a:stretch>
+                      <a:fillRect/>
+                    </a:stretch>
+                  </pic:blipFill>
+                  <pic:spPr bwMode="auto">
+                    <a:xfrm>
+                      <a:off x="0" y="0"/>
+                      <a:ext cx="5722620" cy="3596640"/>
+                    </a:xfrm>
+                    <a:prstGeom prst="rect">
+                      <a:avLst/>
+                    </a:prstGeom>
+                    <a:noFill/>
+                    <a:ln>
+                      <a:noFill/>
+                    </a:ln>
+                  </pic:spPr>
+                </pic:pic>
+              </a:graphicData>
+            </a:graphic>
+          </wp:inline>
+        </w:drawing>
+      </w:r>
+      <w:r>
+        <w:rPr>
+          <w:rFonts w:ascii="Times New Roman" w:hAnsi="Times New Roman" w:cs="Times New Roman"/>
+          <w:b/>
+          <w:bCs/>
+          <w:noProof/>
+          <w:sz w:val="24"/>
+          <w:szCs w:val="24"/>
+        </w:rPr>
+        <w:drawing>
+          <wp:inline distT="0" distB="0" distL="0" distR="0" wp14:anchorId="2AB74BD4" wp14:editId="54E4D5B0">
+            <wp:extent cx="5730240" cy="3680460"/>
+            <wp:effectExtent l="0" t="0" r="3810" b="0"/>
+            <wp:docPr id="505776102" name="Picture 35"/>
+            <wp:cNvGraphicFramePr>
+              <a:graphicFrameLocks xmlns:a="http://schemas.openxmlformats.org/drawingml/2006/main" noChangeAspect="1"/>
+            </wp:cNvGraphicFramePr>
+            <a:graphic xmlns:a="http://schemas.openxmlformats.org/drawingml/2006/main">
+              <a:graphicData uri="http://schemas.openxmlformats.org/drawingml/2006/picture">
+                <pic:pic xmlns:pic="http://schemas.openxmlformats.org/drawingml/2006/picture">
+                  <pic:nvPicPr>
+                    <pic:cNvPr id="0" name="Picture 35"/>
+                    <pic:cNvPicPr>
+                      <a:picLocks noChangeAspect="1" noChangeArrowheads="1"/>
+                    </pic:cNvPicPr>
+                  </pic:nvPicPr>
+                  <pic:blipFill>
+                    <a:blip r:embed="rId31">
+                      <a:extLst>
+                        <a:ext uri="{28A0092B-C50C-407E-A947-70E740481C1C}">
+                          <a14:useLocalDpi xmlns:a14="http://schemas.microsoft.com/office/drawing/2010/main" val="0"/>
+                        </a:ext>
+                      </a:extLst>
+                    </a:blip>
+                    <a:srcRect/>
+                    <a:stretch>
+                      <a:fillRect/>
+                    </a:stretch>
+                  </pic:blipFill>
+                  <pic:spPr bwMode="auto">
+                    <a:xfrm>
+                      <a:off x="0" y="0"/>
+                      <a:ext cx="5730240" cy="3680460"/>
+                    </a:xfrm>
+                    <a:prstGeom prst="rect">
+                      <a:avLst/>
+                    </a:prstGeom>
+                    <a:noFill/>
+                    <a:ln>
+                      <a:noFill/>
+                    </a:ln>
+                  </pic:spPr>
+                </pic:pic>
+              </a:graphicData>
+            </a:graphic>
+          </wp:inline>
+        </w:drawing>
+      </w:r>
+    </w:p>
+    <w:p>
+      <w:pPr>
+        <w:jc w:val="both"/>
+        <w:rPr>
+          <w:rFonts w:ascii="Times New Roman" w:hAnsi="Times New Roman" w:cs="Times New Roman"/>
+          <w:sz w:val="24"/>
+          <w:szCs w:val="24"/>
+        </w:rPr>
+      </w:pPr>
+      <w:r>
+        <w:rPr>
+          <w:rFonts w:ascii="Times New Roman" w:hAnsi="Times New Roman" w:cs="Times New Roman"/>
+          <w:b/>
+          <w:bCs/>
+          <w:sz w:val="24"/>
+          <w:szCs w:val="24"/>
+        </w:rPr>
+        <w:lastRenderedPageBreak/>
+        <w:t xml:space="preserve">Pembahasn : </w:t>
+      </w:r>
+      <w:r>
+        <w:rPr>
+          <w:rFonts w:ascii="Times New Roman" w:hAnsi="Times New Roman" w:cs="Times New Roman"/>
+          <w:sz w:val="24"/>
+          <w:szCs w:val="24"/>
+        </w:rPr>
+        <w:t>Latihan 2 memisahkan program input category metode POST menjadi dua file terpisah. File latihan_2_form.php hanya berisi form HTML dengan method="POST" dan action="latihan_2_action.php", sedangkan file latihan_2_action.php berisi logika koneksi database dan eksekusi query INSERT menggunakan $_POST['category']. Form harus dibuka terlebih dahulu melalui latihan_2_form.php sebelum data bisa dikirim ke latihan_2_action.php.</w:t>
+      </w:r>
+    </w:p>
+    <w:p>
+      <w:pPr>
+        <w:rPr>
+          <w:rFonts w:ascii="Times New Roman" w:hAnsi="Times New Roman" w:cs="Times New Roman"/>
+          <w:b/>
+          <w:bCs/>
+          <w:sz w:val="24"/>
+          <w:szCs w:val="24"/>
+        </w:rPr>
+      </w:pPr>
+    </w:p>
+    <w:p>
+      <w:pPr>
+        <w:rPr>
+          <w:rFonts w:ascii="Times New Roman" w:hAnsi="Times New Roman" w:cs="Times New Roman"/>
+          <w:b/>
+          <w:bCs/>
+          <w:sz w:val="24"/>
+          <w:szCs w:val="24"/>
+        </w:rPr>
+      </w:pPr>
+      <w:r>
+        <w:rPr>
+          <w:rFonts w:ascii="Times New Roman" w:hAnsi="Times New Roman" w:cs="Times New Roman"/>
+          <w:b/>
+          <w:bCs/>
+          <w:sz w:val="24"/>
+          <w:szCs w:val="24"/>
+        </w:rPr>
+        <w:t>Latihan 3</w:t>
+      </w:r>
+    </w:p>
+    <w:p>
+      <w:pPr>
+        <w:jc w:val="center"/>
+        <w:rPr>
+          <w:rFonts w:ascii="Times New Roman" w:hAnsi="Times New Roman" w:cs="Times New Roman"/>
+          <w:b/>
+          <w:bCs/>
+          <w:sz w:val="24"/>
+          <w:szCs w:val="24"/>
+        </w:rPr>
+      </w:pPr>
+      <w:r>
+        <w:rPr>
+          <w:rFonts w:ascii="Times New Roman" w:hAnsi="Times New Roman" w:cs="Times New Roman"/>
+          <w:b/>
+          <w:bCs/>
+          <w:noProof/>
+          <w:sz w:val="24"/>
+          <w:szCs w:val="24"/>
+        </w:rPr>
+        <w:drawing>
+          <wp:inline distT="0" distB="0" distL="0" distR="0" wp14:anchorId="69E69A53" wp14:editId="1FDDF72B">
+            <wp:extent cx="3840480" cy="1312504"/>
+            <wp:effectExtent l="0" t="0" r="7620" b="2540"/>
+            <wp:docPr id="269330285" name="Picture 39"/>
+            <wp:cNvGraphicFramePr>
+              <a:graphicFrameLocks xmlns:a="http://schemas.openxmlformats.org/drawingml/2006/main" noChangeAspect="1"/>
+            </wp:cNvGraphicFramePr>
+            <a:graphic xmlns:a="http://schemas.openxmlformats.org/drawingml/2006/main">
+              <a:graphicData uri="http://schemas.openxmlformats.org/drawingml/2006/picture">
+                <pic:pic xmlns:pic="http://schemas.openxmlformats.org/drawingml/2006/picture">
+                  <pic:nvPicPr>
+                    <pic:cNvPr id="0" name="Picture 39"/>
+                    <pic:cNvPicPr>
+                      <a:picLocks noChangeAspect="1" noChangeArrowheads="1"/>
+                    </pic:cNvPicPr>
+                  </pic:nvPicPr>
+                  <pic:blipFill>
+                    <a:blip r:embed="rId32">
+                      <a:extLst>
+                        <a:ext uri="{28A0092B-C50C-407E-A947-70E740481C1C}">
+                          <a14:useLocalDpi xmlns:a14="http://schemas.microsoft.com/office/drawing/2010/main" val="0"/>
+                        </a:ext>
+                      </a:extLst>
+                    </a:blip>
+                    <a:srcRect/>
+                    <a:stretch>
+                      <a:fillRect/>
+                    </a:stretch>
+                  </pic:blipFill>
+                  <pic:spPr bwMode="auto">
+                    <a:xfrm>
+                      <a:off x="0" y="0"/>
+                      <a:ext cx="3853030" cy="1316793"/>
+                    </a:xfrm>
+                    <a:prstGeom prst="rect">
+                      <a:avLst/>
+                    </a:prstGeom>
+                    <a:noFill/>
+                    <a:ln>
+                      <a:noFill/>
+                    </a:ln>
+                  </pic:spPr>
+                </pic:pic>
+              </a:graphicData>
+            </a:graphic>
+          </wp:inline>
+        </w:drawing>
+      </w:r>
+    </w:p>
+    <w:p>
+      <w:pPr>
+        <w:rPr>
+          <w:rFonts w:ascii="Times New Roman" w:hAnsi="Times New Roman" w:cs="Times New Roman"/>
+          <w:b/>
+          <w:bCs/>
+          <w:sz w:val="24"/>
+          <w:szCs w:val="24"/>
+        </w:rPr>
+      </w:pPr>
+      <w:r>
+        <w:rPr>
+          <w:rFonts w:ascii="Times New Roman" w:hAnsi="Times New Roman" w:cs="Times New Roman"/>
+          <w:b/>
+          <w:bCs/>
+          <w:noProof/>
+          <w:sz w:val="24"/>
+          <w:szCs w:val="24"/>
+        </w:rPr>
+        <w:drawing>
+          <wp:inline distT="0" distB="0" distL="0" distR="0" wp14:anchorId="03FB82C8" wp14:editId="62D4D845">
+            <wp:extent cx="5722620" cy="1135380"/>
+            <wp:effectExtent l="0" t="0" r="0" b="7620"/>
+            <wp:docPr id="24869425" name="Picture 40"/>
+            <wp:cNvGraphicFramePr>
+              <a:graphicFrameLocks xmlns:a="http://schemas.openxmlformats.org/drawingml/2006/main" noChangeAspect="1"/>
+            </wp:cNvGraphicFramePr>
+            <a:graphic xmlns:a="http://schemas.openxmlformats.org/drawingml/2006/main">
+              <a:graphicData uri="http://schemas.openxmlformats.org/drawingml/2006/picture">
+                <pic:pic xmlns:pic="http://schemas.openxmlformats.org/drawingml/2006/picture">
+                  <pic:nvPicPr>
+                    <pic:cNvPr id="0" name="Picture 40"/>
+                    <pic:cNvPicPr>
+                      <a:picLocks noChangeAspect="1" noChangeArrowheads="1"/>
+                    </pic:cNvPicPr>
+                  </pic:nvPicPr>
+                  <pic:blipFill>
+                    <a:blip r:embed="rId33">
+                      <a:extLst>
+                        <a:ext uri="{28A0092B-C50C-407E-A947-70E740481C1C}">
+                          <a14:useLocalDpi xmlns:a14="http://schemas.microsoft.com/office/drawing/2010/main" val="0"/>
+                        </a:ext>
+                      </a:extLst>
+                    </a:blip>
+                    <a:srcRect/>
+                    <a:stretch>
+                      <a:fillRect/>
+                    </a:stretch>
+                  </pic:blipFill>
+                  <pic:spPr bwMode="auto">
+                    <a:xfrm>
+                      <a:off x="0" y="0"/>
+                      <a:ext cx="5722620" cy="1135380"/>
+                    </a:xfrm>
+                    <a:prstGeom prst="rect">
+                      <a:avLst/>
+                    </a:prstGeom>
+                    <a:noFill/>
+                    <a:ln>
+                      <a:noFill/>
+                    </a:ln>
+                  </pic:spPr>
+                </pic:pic>
+              </a:graphicData>
+            </a:graphic>
+          </wp:inline>
+        </w:drawing>
+      </w:r>
+    </w:p>
+    <w:p>
+      <w:pPr>
+        <w:rPr>
+          <w:rFonts w:ascii="Times New Roman" w:hAnsi="Times New Roman" w:cs="Times New Roman"/>
+          <w:b/>
+          <w:bCs/>
+          <w:sz w:val="24"/>
+          <w:szCs w:val="24"/>
+        </w:rPr>
+      </w:pPr>
+      <w:r>
+        <w:rPr>
+          <w:rFonts w:ascii="Times New Roman" w:hAnsi="Times New Roman" w:cs="Times New Roman"/>
+          <w:b/>
+          <w:bCs/>
+          <w:noProof/>
+          <w:sz w:val="24"/>
+          <w:szCs w:val="24"/>
+        </w:rPr>
+        <w:lastRenderedPageBreak/>
+        <w:drawing>
+          <wp:inline distT="0" distB="0" distL="0" distR="0" wp14:anchorId="1A79AFF4" wp14:editId="495FD1CC">
+            <wp:extent cx="5722620" cy="2948940"/>
+            <wp:effectExtent l="0" t="0" r="0" b="3810"/>
+            <wp:docPr id="1302910173" name="Picture 30"/>
+            <wp:cNvGraphicFramePr>
+              <a:graphicFrameLocks xmlns:a="http://schemas.openxmlformats.org/drawingml/2006/main" noChangeAspect="1"/>
+            </wp:cNvGraphicFramePr>
+            <a:graphic xmlns:a="http://schemas.openxmlformats.org/drawingml/2006/main">
+              <a:graphicData uri="http://schemas.openxmlformats.org/drawingml/2006/picture">
+                <pic:pic xmlns:pic="http://schemas.openxmlformats.org/drawingml/2006/picture">
+                  <pic:nvPicPr>
+                    <pic:cNvPr id="0" name="Picture 30"/>
+                    <pic:cNvPicPr>
+                      <a:picLocks noChangeAspect="1" noChangeArrowheads="1"/>
+                    </pic:cNvPicPr>
+                  </pic:nvPicPr>
+                  <pic:blipFill>
+                    <a:blip r:embed="rId34">
+                      <a:extLst>
+                        <a:ext uri="{28A0092B-C50C-407E-A947-70E740481C1C}">
+                          <a14:useLocalDpi xmlns:a14="http://schemas.microsoft.com/office/drawing/2010/main" val="0"/>
+                        </a:ext>
+                      </a:extLst>
+                    </a:blip>
+                    <a:srcRect/>
+                    <a:stretch>
+                      <a:fillRect/>
+                    </a:stretch>
+                  </pic:blipFill>
+                  <pic:spPr bwMode="auto">
+                    <a:xfrm>
+                      <a:off x="0" y="0"/>
+                      <a:ext cx="5722620" cy="2948940"/>
+                    </a:xfrm>
+                    <a:prstGeom prst="rect">
+                      <a:avLst/>
+                    </a:prstGeom>
+                    <a:noFill/>
+                    <a:ln>
+                      <a:noFill/>
+                    </a:ln>
+                  </pic:spPr>
+                </pic:pic>
+              </a:graphicData>
+            </a:graphic>
+          </wp:inline>
+        </w:drawing>
+      </w:r>
+      <w:r>
+        <w:rPr>
+          <w:rFonts w:ascii="Times New Roman" w:hAnsi="Times New Roman" w:cs="Times New Roman"/>
+          <w:b/>
+          <w:bCs/>
+          <w:noProof/>
+          <w:sz w:val="24"/>
+          <w:szCs w:val="24"/>
+        </w:rPr>
+        <w:drawing>
+          <wp:inline distT="0" distB="0" distL="0" distR="0" wp14:anchorId="7C0054C0" wp14:editId="33C03B31">
+            <wp:extent cx="5722620" cy="3756660"/>
+            <wp:effectExtent l="0" t="0" r="0" b="0"/>
+            <wp:docPr id="486350736" name="Picture 31"/>
+            <wp:cNvGraphicFramePr>
+              <a:graphicFrameLocks xmlns:a="http://schemas.openxmlformats.org/drawingml/2006/main" noChangeAspect="1"/>
+            </wp:cNvGraphicFramePr>
+            <a:graphic xmlns:a="http://schemas.openxmlformats.org/drawingml/2006/main">
+              <a:graphicData uri="http://schemas.openxmlformats.org/drawingml/2006/picture">
+                <pic:pic xmlns:pic="http://schemas.openxmlformats.org/drawingml/2006/picture">
+                  <pic:nvPicPr>
+                    <pic:cNvPr id="0" name="Picture 31"/>
+                    <pic:cNvPicPr>
+                      <a:picLocks noChangeAspect="1" noChangeArrowheads="1"/>
+                    </pic:cNvPicPr>
+                  </pic:nvPicPr>
+                  <pic:blipFill>
+                    <a:blip r:embed="rId35">
+                      <a:extLst>
+                        <a:ext uri="{28A0092B-C50C-407E-A947-70E740481C1C}">
+                          <a14:useLocalDpi xmlns:a14="http://schemas.microsoft.com/office/drawing/2010/main" val="0"/>
+                        </a:ext>
+                      </a:extLst>
+                    </a:blip>
+                    <a:srcRect/>
+                    <a:stretch>
+                      <a:fillRect/>
+                    </a:stretch>
+                  </pic:blipFill>
+                  <pic:spPr bwMode="auto">
+                    <a:xfrm>
+                      <a:off x="0" y="0"/>
+                      <a:ext cx="5722620" cy="3756660"/>
+                    </a:xfrm>
+                    <a:prstGeom prst="rect">
+                      <a:avLst/>
+                    </a:prstGeom>
+                    <a:noFill/>
+                    <a:ln>
+                      <a:noFill/>
+                    </a:ln>
+                  </pic:spPr>
+                </pic:pic>
+              </a:graphicData>
+            </a:graphic>
+          </wp:inline>
+        </w:drawing>
+      </w:r>
+    </w:p>
+    <w:p>
+      <w:pPr>
+        <w:rPr>
+          <w:rFonts w:ascii="Times New Roman" w:hAnsi="Times New Roman" w:cs="Times New Roman"/>
+          <w:b/>
+          <w:bCs/>
+          <w:sz w:val="24"/>
+          <w:szCs w:val="24"/>
+        </w:rPr>
+      </w:pPr>
+    </w:p>
+    <w:p>
+      <w:pPr>
+        <w:jc w:val="both"/>
+        <w:rPr>
+          <w:rFonts w:ascii="Times New Roman" w:hAnsi="Times New Roman" w:cs="Times New Roman"/>
+          <w:sz w:val="24"/>
+          <w:szCs w:val="24"/>
+        </w:rPr>
+      </w:pPr>
+      <w:r>
+        <w:rPr>
+          <w:rFonts w:ascii="Times New Roman" w:hAnsi="Times New Roman" w:cs="Times New Roman"/>
+          <w:b/>
+          <w:bCs/>
+          <w:sz w:val="24"/>
+          <w:szCs w:val="24"/>
+        </w:rPr>
+        <w:t xml:space="preserve">Pembahasan : </w:t>
+      </w:r>
+      <w:r>
+        <w:rPr>
+          <w:rFonts w:ascii="Times New Roman" w:hAnsi="Times New Roman" w:cs="Times New Roman"/>
+          <w:sz w:val="24"/>
+          <w:szCs w:val="24"/>
+        </w:rPr>
+        <w:t>Latihan 3 memisahkan program input category metode GET menjadi dua file terpisah. Strukturnya sama dengan latihan 2 namun menggunakan method="GET" pada form dan $_GET['category'] pada file action, sehingga data category terlihat pada URL saat form disubmit.</w:t>
+      </w:r>
+    </w:p>
+    <w:p>
+      <w:pPr>
+        <w:jc w:val="both"/>
+        <w:rPr>
+          <w:rFonts w:ascii="Times New Roman" w:hAnsi="Times New Roman" w:cs="Times New Roman"/>
+          <w:sz w:val="24"/>
+          <w:szCs w:val="24"/>
+        </w:rPr>
+      </w:pPr>
+    </w:p>
+    <w:p>
+      <w:pPr>
+        <w:jc w:val="both"/>
+        <w:rPr>
+          <w:rFonts w:ascii="Times New Roman" w:hAnsi="Times New Roman" w:cs="Times New Roman"/>
+          <w:sz w:val="24"/>
+          <w:szCs w:val="24"/>
+        </w:rPr>
+      </w:pPr>
+    </w:p>
+    <w:p>
+      <w:pPr>
+        <w:rPr>
+          <w:rFonts w:ascii="Times New Roman" w:hAnsi="Times New Roman" w:cs="Times New Roman"/>
+          <w:b/>
+          <w:bCs/>
+          <w:sz w:val="24"/>
+          <w:szCs w:val="24"/>
+        </w:rPr>
+      </w:pPr>
+      <w:r>
+        <w:rPr>
+          <w:rFonts w:ascii="Times New Roman" w:hAnsi="Times New Roman" w:cs="Times New Roman"/>
+          <w:b/>
+          <w:bCs/>
+          <w:sz w:val="24"/>
+          <w:szCs w:val="24"/>
+        </w:rPr>
+        <w:lastRenderedPageBreak/>
+        <w:t>Latihan 4</w:t>
+      </w:r>
+    </w:p>
+    <w:p>
+      <w:pPr>
+        <w:rPr>
+          <w:rFonts w:ascii="Times New Roman" w:hAnsi="Times New Roman" w:cs="Times New Roman"/>
+          <w:b/>
+          <w:bCs/>
+          <w:sz w:val="24"/>
+          <w:szCs w:val="24"/>
+        </w:rPr>
+      </w:pPr>
+      <w:r>
+        <w:rPr>
+          <w:rFonts w:ascii="Times New Roman" w:hAnsi="Times New Roman" w:cs="Times New Roman"/>
+          <w:b/>
+          <w:bCs/>
+          <w:noProof/>
+          <w:sz w:val="24"/>
+          <w:szCs w:val="24"/>
+        </w:rPr>
+        <w:drawing>
+          <wp:inline distT="0" distB="0" distL="0" distR="0" wp14:anchorId="70ABA0F0" wp14:editId="034A04BD">
+            <wp:extent cx="5730240" cy="5699760"/>
+            <wp:effectExtent l="0" t="0" r="3810" b="0"/>
+            <wp:docPr id="1119549860" name="Picture 27"/>
+            <wp:cNvGraphicFramePr>
+              <a:graphicFrameLocks xmlns:a="http://schemas.openxmlformats.org/drawingml/2006/main" noChangeAspect="1"/>
+            </wp:cNvGraphicFramePr>
+            <a:graphic xmlns:a="http://schemas.openxmlformats.org/drawingml/2006/main">
+              <a:graphicData uri="http://schemas.openxmlformats.org/drawingml/2006/picture">
+                <pic:pic xmlns:pic="http://schemas.openxmlformats.org/drawingml/2006/picture">
+                  <pic:nvPicPr>
+                    <pic:cNvPr id="0" name="Picture 27"/>
+                    <pic:cNvPicPr>
+                      <a:picLocks noChangeAspect="1" noChangeArrowheads="1"/>
+                    </pic:cNvPicPr>
+                  </pic:nvPicPr>
+                  <pic:blipFill>
+                    <a:blip r:embed="rId36">
+                      <a:extLst>
+                        <a:ext uri="{28A0092B-C50C-407E-A947-70E740481C1C}">
+                          <a14:useLocalDpi xmlns:a14="http://schemas.microsoft.com/office/drawing/2010/main" val="0"/>
+                        </a:ext>
+                      </a:extLst>
+                    </a:blip>
+                    <a:srcRect/>
+                    <a:stretch>
+                      <a:fillRect/>
+                    </a:stretch>
+                  </pic:blipFill>
+                  <pic:spPr bwMode="auto">
+                    <a:xfrm>
+                      <a:off x="0" y="0"/>
+                      <a:ext cx="5730240" cy="5699760"/>
+                    </a:xfrm>
+                    <a:prstGeom prst="rect">
+                      <a:avLst/>
+                    </a:prstGeom>
+                    <a:noFill/>
+                    <a:ln>
+                      <a:noFill/>
+                    </a:ln>
+                  </pic:spPr>
+                </pic:pic>
+              </a:graphicData>
+            </a:graphic>
+          </wp:inline>
+        </w:drawing>
       </w:r>
     </w:p>
     <w:p>
@@ -1058,28 +3748,14 @@
           <w:between w:val="nil"/>
         </w:pBdr>
         <w:spacing w:after="0"/>
-        <w:jc w:val="both"/>
-        <w:rPr>
-          <w:rFonts w:ascii="Times New Roman" w:eastAsia="Times New Roman" w:hAnsi="Times New Roman" w:cs="Times New Roman"/>
-          <w:b/>
-          <w:bCs/>
+        <w:rPr>
+          <w:rFonts w:ascii="Times New Roman" w:eastAsia="Times New Roman" w:hAnsi="Times New Roman" w:cs="Times New Roman"/>
           <w:color w:val="000000"/>
           <w:sz w:val="24"/>
           <w:szCs w:val="24"/>
         </w:rPr>
       </w:pPr>
-    </w:p>
-    <w:p>
-      <w:pPr>
-        <w:pBdr>
-          <w:top w:val="nil"/>
-          <w:left w:val="nil"/>
-          <w:bottom w:val="nil"/>
-          <w:right w:val="nil"/>
-          <w:between w:val="nil"/>
-        </w:pBdr>
-        <w:spacing w:after="0"/>
-        <w:jc w:val="both"/>
+      <w:r>
         <w:rPr>
           <w:rFonts w:ascii="Times New Roman" w:eastAsia="Times New Roman" w:hAnsi="Times New Roman" w:cs="Times New Roman"/>
           <w:b/>
@@ -1088,7 +3764,8 @@
           <w:sz w:val="24"/>
           <w:szCs w:val="24"/>
         </w:rPr>
-      </w:pPr>
+        <w:t>Pembahasa :</w:t>
+      </w:r>
       <w:r>
         <w:rPr>
           <w:rFonts w:ascii="Times New Roman" w:eastAsia="Times New Roman" w:hAnsi="Times New Roman" w:cs="Times New Roman"/>
@@ -1100,322 +3777,31 @@
         </w:rPr>
         <w:t xml:space="preserve"> </w:t>
       </w:r>
-    </w:p>
-    <w:p>
-      <w:pPr>
-        <w:jc w:val="both"/>
-        <w:rPr>
-          <w:rFonts w:ascii="Times New Roman" w:eastAsia="Times New Roman" w:hAnsi="Times New Roman" w:cs="Times New Roman"/>
-          <w:b/>
+      <w:r>
+        <w:rPr>
+          <w:rFonts w:ascii="Times New Roman" w:eastAsia="Times New Roman" w:hAnsi="Times New Roman" w:cs="Times New Roman"/>
           <w:color w:val="000000"/>
           <w:sz w:val="24"/>
           <w:szCs w:val="24"/>
         </w:rPr>
-      </w:pPr>
-      <w:r>
-        <w:rPr>
-          <w:rFonts w:ascii="Times New Roman" w:eastAsia="Times New Roman" w:hAnsi="Times New Roman" w:cs="Times New Roman"/>
-          <w:b/>
+        <w:t>L</w:t>
+      </w:r>
+      <w:r>
+        <w:rPr>
+          <w:rFonts w:ascii="Times New Roman" w:eastAsia="Times New Roman" w:hAnsi="Times New Roman" w:cs="Times New Roman"/>
           <w:color w:val="000000"/>
           <w:sz w:val="24"/>
           <w:szCs w:val="24"/>
         </w:rPr>
-        <w:t>LATIHAN</w:t>
-      </w:r>
-    </w:p>
-    <w:p>
-      <w:pPr>
-        <w:jc w:val="both"/>
-        <w:rPr>
-          <w:rFonts w:ascii="Times New Roman" w:eastAsia="Times New Roman" w:hAnsi="Times New Roman" w:cs="Times New Roman"/>
-          <w:b/>
-          <w:color w:val="000000"/>
-          <w:sz w:val="24"/>
-          <w:szCs w:val="24"/>
-        </w:rPr>
-      </w:pPr>
-    </w:p>
-    <w:p>
-      <w:pPr>
-        <w:jc w:val="both"/>
-        <w:rPr>
-          <w:rFonts w:ascii="Times New Roman" w:eastAsia="Times New Roman" w:hAnsi="Times New Roman" w:cs="Times New Roman"/>
-          <w:b/>
-          <w:color w:val="000000"/>
-          <w:sz w:val="24"/>
-          <w:szCs w:val="24"/>
-        </w:rPr>
-      </w:pPr>
-      <w:r>
-        <w:rPr>
-          <w:rFonts w:ascii="Times New Roman" w:eastAsia="Times New Roman" w:hAnsi="Times New Roman" w:cs="Times New Roman"/>
-          <w:b/>
-          <w:color w:val="000000"/>
-          <w:sz w:val="24"/>
-          <w:szCs w:val="24"/>
-        </w:rPr>
-        <w:t>1. Latihan 1</w:t>
-      </w:r>
-    </w:p>
-    <w:p>
-      <w:pPr>
-        <w:jc w:val="both"/>
-        <w:rPr>
-          <w:rFonts w:ascii="Times New Roman" w:eastAsia="Times New Roman" w:hAnsi="Times New Roman" w:cs="Times New Roman"/>
-          <w:b/>
-          <w:color w:val="000000"/>
-          <w:sz w:val="24"/>
-          <w:szCs w:val="24"/>
-        </w:rPr>
-      </w:pPr>
-    </w:p>
-    <w:p>
-      <w:pPr>
-        <w:jc w:val="both"/>
-        <w:rPr>
-          <w:rFonts w:ascii="Times New Roman" w:eastAsia="Times New Roman" w:hAnsi="Times New Roman" w:cs="Times New Roman"/>
-          <w:b/>
-          <w:color w:val="000000"/>
-          <w:sz w:val="24"/>
-          <w:szCs w:val="24"/>
-        </w:rPr>
-      </w:pPr>
-    </w:p>
-    <w:p>
-      <w:pPr>
-        <w:jc w:val="both"/>
-        <w:rPr>
-          <w:rFonts w:ascii="Times New Roman" w:eastAsia="Times New Roman" w:hAnsi="Times New Roman" w:cs="Times New Roman"/>
-          <w:b/>
-          <w:color w:val="000000"/>
-          <w:sz w:val="24"/>
-          <w:szCs w:val="24"/>
-        </w:rPr>
-      </w:pPr>
-    </w:p>
-    <w:p>
-      <w:pPr>
-        <w:jc w:val="both"/>
-        <w:rPr>
-          <w:rFonts w:ascii="Times New Roman" w:eastAsia="Times New Roman" w:hAnsi="Times New Roman" w:cs="Times New Roman"/>
-          <w:b/>
-          <w:color w:val="000000"/>
-          <w:sz w:val="24"/>
-          <w:szCs w:val="24"/>
-        </w:rPr>
-      </w:pPr>
-    </w:p>
-    <w:p>
-      <w:pPr>
-        <w:jc w:val="both"/>
-        <w:rPr>
-          <w:rFonts w:ascii="Times New Roman" w:eastAsia="Times New Roman" w:hAnsi="Times New Roman" w:cs="Times New Roman"/>
-          <w:b/>
-          <w:color w:val="000000"/>
-          <w:sz w:val="24"/>
-          <w:szCs w:val="24"/>
-        </w:rPr>
-      </w:pPr>
-    </w:p>
-    <w:p>
-      <w:pPr>
-        <w:jc w:val="both"/>
-        <w:rPr>
-          <w:rFonts w:ascii="Times New Roman" w:eastAsia="Times New Roman" w:hAnsi="Times New Roman" w:cs="Times New Roman"/>
-          <w:b/>
-          <w:color w:val="000000"/>
-          <w:sz w:val="24"/>
-          <w:szCs w:val="24"/>
-        </w:rPr>
-      </w:pPr>
-    </w:p>
-    <w:p>
-      <w:pPr>
-        <w:jc w:val="both"/>
-        <w:rPr>
-          <w:rFonts w:ascii="Times New Roman" w:eastAsia="Times New Roman" w:hAnsi="Times New Roman" w:cs="Times New Roman"/>
-          <w:b/>
-          <w:color w:val="000000"/>
-          <w:sz w:val="24"/>
-          <w:szCs w:val="24"/>
-        </w:rPr>
-      </w:pPr>
-    </w:p>
-    <w:p>
-      <w:pPr>
-        <w:jc w:val="both"/>
-        <w:rPr>
-          <w:rFonts w:ascii="Times New Roman" w:eastAsia="Times New Roman" w:hAnsi="Times New Roman" w:cs="Times New Roman"/>
-          <w:b/>
-          <w:color w:val="000000"/>
-          <w:sz w:val="24"/>
-          <w:szCs w:val="24"/>
-        </w:rPr>
-      </w:pPr>
-    </w:p>
-    <w:p>
-      <w:pPr>
-        <w:jc w:val="both"/>
-        <w:rPr>
-          <w:rFonts w:ascii="Times New Roman" w:eastAsia="Times New Roman" w:hAnsi="Times New Roman" w:cs="Times New Roman"/>
-          <w:b/>
-          <w:color w:val="000000"/>
-          <w:sz w:val="24"/>
-          <w:szCs w:val="24"/>
-        </w:rPr>
-      </w:pPr>
-      <w:r>
-        <w:rPr>
-          <w:rFonts w:ascii="Times New Roman" w:eastAsia="Times New Roman" w:hAnsi="Times New Roman" w:cs="Times New Roman"/>
-          <w:b/>
-          <w:color w:val="000000"/>
-          <w:sz w:val="24"/>
-          <w:szCs w:val="24"/>
-        </w:rPr>
-        <w:t xml:space="preserve">2. </w:t>
-      </w:r>
-      <w:r>
-        <w:rPr>
-          <w:rFonts w:ascii="Times New Roman" w:eastAsia="Times New Roman" w:hAnsi="Times New Roman" w:cs="Times New Roman"/>
-          <w:b/>
-          <w:color w:val="000000"/>
-          <w:sz w:val="24"/>
-          <w:szCs w:val="24"/>
-        </w:rPr>
-        <w:t>Latihan 2</w:t>
-      </w:r>
-    </w:p>
-    <w:p>
-      <w:pPr>
-        <w:jc w:val="both"/>
-        <w:rPr>
-          <w:rFonts w:ascii="Times New Roman" w:eastAsia="Times New Roman" w:hAnsi="Times New Roman" w:cs="Times New Roman"/>
-          <w:b/>
-          <w:color w:val="000000"/>
-          <w:sz w:val="24"/>
-          <w:szCs w:val="24"/>
-        </w:rPr>
-      </w:pPr>
-    </w:p>
-    <w:p>
-      <w:pPr>
-        <w:jc w:val="both"/>
-        <w:rPr>
-          <w:rFonts w:ascii="Times New Roman" w:eastAsia="Times New Roman" w:hAnsi="Times New Roman" w:cs="Times New Roman"/>
-          <w:b/>
-          <w:color w:val="000000"/>
-          <w:sz w:val="24"/>
-          <w:szCs w:val="24"/>
-          <w:lang w:val="en-US"/>
-        </w:rPr>
-      </w:pPr>
-    </w:p>
-    <w:p>
-      <w:pPr>
-        <w:jc w:val="both"/>
-        <w:rPr>
-          <w:rFonts w:ascii="Times New Roman" w:eastAsia="Times New Roman" w:hAnsi="Times New Roman" w:cs="Times New Roman"/>
-          <w:b/>
-          <w:color w:val="000000"/>
-          <w:sz w:val="24"/>
-          <w:szCs w:val="24"/>
-        </w:rPr>
-      </w:pPr>
-    </w:p>
-    <w:p>
-      <w:pPr>
-        <w:jc w:val="both"/>
-        <w:rPr>
-          <w:rFonts w:ascii="Times New Roman" w:eastAsia="Times New Roman" w:hAnsi="Times New Roman" w:cs="Times New Roman"/>
-          <w:b/>
-          <w:color w:val="000000"/>
-          <w:sz w:val="24"/>
-          <w:szCs w:val="24"/>
-        </w:rPr>
-      </w:pPr>
-    </w:p>
-    <w:p>
-      <w:pPr>
-        <w:jc w:val="both"/>
-        <w:rPr>
-          <w:rFonts w:ascii="Times New Roman" w:eastAsia="Times New Roman" w:hAnsi="Times New Roman" w:cs="Times New Roman"/>
-          <w:b/>
-          <w:color w:val="000000"/>
-          <w:sz w:val="24"/>
-          <w:szCs w:val="24"/>
-        </w:rPr>
-      </w:pPr>
-      <w:r>
-        <w:rPr>
-          <w:rFonts w:ascii="Times New Roman" w:eastAsia="Times New Roman" w:hAnsi="Times New Roman" w:cs="Times New Roman"/>
-          <w:b/>
-          <w:color w:val="000000"/>
-          <w:sz w:val="24"/>
-          <w:szCs w:val="24"/>
-        </w:rPr>
-        <w:t xml:space="preserve">3. </w:t>
-      </w:r>
-      <w:r>
-        <w:rPr>
-          <w:rFonts w:ascii="Times New Roman" w:eastAsia="Times New Roman" w:hAnsi="Times New Roman" w:cs="Times New Roman"/>
-          <w:b/>
-          <w:color w:val="000000"/>
-          <w:sz w:val="24"/>
-          <w:szCs w:val="24"/>
-        </w:rPr>
-        <w:t>Latihan 3</w:t>
-      </w:r>
-    </w:p>
-    <w:p>
-      <w:pPr>
-        <w:jc w:val="both"/>
-        <w:rPr>
-          <w:rFonts w:ascii="Times New Roman" w:eastAsia="Times New Roman" w:hAnsi="Times New Roman" w:cs="Times New Roman"/>
-          <w:b/>
-          <w:color w:val="000000"/>
-          <w:sz w:val="24"/>
-          <w:szCs w:val="24"/>
-        </w:rPr>
-      </w:pPr>
-    </w:p>
-    <w:p>
-      <w:pPr>
-        <w:jc w:val="both"/>
-        <w:rPr>
-          <w:rFonts w:ascii="Times New Roman" w:eastAsia="Times New Roman" w:hAnsi="Times New Roman" w:cs="Times New Roman"/>
-          <w:b/>
-          <w:color w:val="000000"/>
-          <w:sz w:val="24"/>
-          <w:szCs w:val="24"/>
-        </w:rPr>
-      </w:pPr>
-    </w:p>
-    <w:p>
-      <w:pPr>
-        <w:jc w:val="both"/>
-        <w:rPr>
-          <w:rFonts w:ascii="Times New Roman" w:eastAsia="Times New Roman" w:hAnsi="Times New Roman" w:cs="Times New Roman"/>
-          <w:b/>
-          <w:color w:val="000000"/>
-          <w:sz w:val="24"/>
-          <w:szCs w:val="24"/>
-        </w:rPr>
-      </w:pPr>
-    </w:p>
-    <w:p>
-      <w:pPr>
-        <w:pBdr>
-          <w:top w:val="nil"/>
-          <w:left w:val="nil"/>
-          <w:bottom w:val="nil"/>
-          <w:right w:val="nil"/>
-          <w:between w:val="nil"/>
-        </w:pBdr>
-        <w:spacing w:after="0"/>
-        <w:jc w:val="both"/>
-        <w:rPr>
-          <w:rFonts w:ascii="Times New Roman" w:eastAsia="Times New Roman" w:hAnsi="Times New Roman" w:cs="Times New Roman"/>
-          <w:color w:val="000000"/>
+        <w:t>atihan 4 mengubah tampilan program readcategory dari teks biasa menjadi tabel HTML. Perbedaannya terletak pada penambahan tag &lt;table&gt;, &lt;tr&gt;, dan &lt;td&gt; di dalam loop while ($row = mysqli_fetch_row($result)) sehingga setiap baris data ditampilkan sebagai baris tabel dengan kolom code dan category yang rapi di browser.</w:t>
+      </w:r>
+    </w:p>
+    <w:p>
+      <w:pPr>
+        <w:rPr>
+          <w:rFonts w:ascii="Times New Roman" w:hAnsi="Times New Roman" w:cs="Times New Roman"/>
+          <w:b/>
+          <w:bCs/>
           <w:sz w:val="24"/>
           <w:szCs w:val="24"/>
         </w:rPr>
@@ -1435,6 +3821,9 @@
         <w:t>PEMBAHASAN TUGAS</w:t>
       </w:r>
     </w:p>
+    <w:p/>
+    <w:p/>
+    <w:p/>
     <w:p/>
     <w:p>
       <w:pPr>
@@ -1467,7 +3856,36 @@
           <w:sz w:val="28"/>
           <w:szCs w:val="28"/>
         </w:rPr>
+        <w:lastRenderedPageBreak/>
         <w:t>KESIMPULAN</w:t>
+      </w:r>
+    </w:p>
+    <w:p>
+      <w:pPr>
+        <w:pBdr>
+          <w:top w:val="nil"/>
+          <w:left w:val="nil"/>
+          <w:bottom w:val="nil"/>
+          <w:right w:val="nil"/>
+          <w:between w:val="nil"/>
+        </w:pBdr>
+        <w:spacing w:after="10" w:line="267" w:lineRule="auto"/>
+        <w:jc w:val="both"/>
+        <w:rPr>
+          <w:rFonts w:ascii="Times New Roman" w:eastAsia="Times New Roman" w:hAnsi="Times New Roman" w:cs="Times New Roman"/>
+          <w:color w:val="000000"/>
+          <w:sz w:val="28"/>
+          <w:szCs w:val="28"/>
+        </w:rPr>
+      </w:pPr>
+      <w:r>
+        <w:rPr>
+          <w:rFonts w:ascii="Times New Roman" w:eastAsia="Times New Roman" w:hAnsi="Times New Roman" w:cs="Times New Roman"/>
+          <w:color w:val="000000"/>
+          <w:sz w:val="28"/>
+          <w:szCs w:val="28"/>
+        </w:rPr>
+        <w:t>Dari praktikum ini dapat disimpulkan bahwa untuk mengakses database MySQL melalui PHP diperlukan tiga langkah utama yaitu koneksi ke server menggunakan mysqli_connect, pemilihan database menggunakan mysqli_select_db, dan eksekusi query menggunakan mysqli_query. Penggunaan file connect.php yang di-include memudahkan pengelolaan koneksi karena tidak perlu menulis ulang kode koneksi di setiap file. Data dari form HTML dapat dikirim menggunakan metode POST maupun GET dan diakses menggunakan superglobal $_POST atau $_GET, kemudian dimasukkan ke dalam query SQL untuk dieksekusi ke database. Hasil query SELECT dapat diiterasi menggunakan mysqli_fetch_row untuk menampilkan data satu baris per iterasi ke browser.</w:t>
       </w:r>
     </w:p>
     <w:p>
@@ -1566,7 +3984,7 @@
     </w:p>
     <w:p/>
     <w:sectPr>
-      <w:footerReference w:type="default" r:id="rId8"/>
+      <w:footerReference w:type="default" r:id="rId37"/>
       <w:pgSz w:w="11906" w:h="16838"/>
       <w:pgMar w:top="1440" w:right="1440" w:bottom="1440" w:left="1440" w:header="708" w:footer="708" w:gutter="0"/>
       <w:pgNumType w:start="1"/>
@@ -2294,7 +4712,6 @@
   <w:style w:type="character" w:default="1" w:styleId="DefaultParagraphFont">
     <w:name w:val="Default Paragraph Font"/>
     <w:uiPriority w:val="1"/>
-    <w:semiHidden/>
     <w:unhideWhenUsed/>
   </w:style>
   <w:style w:type="table" w:default="1" w:styleId="TableNormal">
@@ -2386,6 +4803,17 @@
       <w:color w:val="605E5C"/>
       <w:shd w:val="clear" w:color="auto" w:fill="E1DFDD"/>
     </w:rPr>
+  </w:style>
+  <w:style w:type="paragraph" w:styleId="ListParagraph">
+    <w:name w:val="List Paragraph"/>
+    <w:basedOn w:val="Normal"/>
+    <w:uiPriority w:val="34"/>
+    <w:qFormat/>
+    <w:rsid w:val="00F73AFA"/>
+    <w:pPr>
+      <w:ind w:left="720"/>
+      <w:contextualSpacing/>
+    </w:pPr>
   </w:style>
 </w:styles>
 </file>
